--- a/por/docx/010.content.docx
+++ b/por/docx/010.content.docx
@@ -19,7 +19,7 @@
         <w:rPr>
           <w:lang w:val="pt_PT" w:bidi="pt_PT"/>
         </w:rPr>
-        <w:t>Resource: Study Notes - Profiles (Tyndale)</w:t>
+        <w:t>Resource: Tyndale Open Study Notes</w:t>
       </w:r>
       <w:r>
         <w:rPr>
@@ -112,7 +112,7 @@
         <w:rPr>
           <w:lang w:val="pt_PT" w:bidi="pt_PT"/>
         </w:rPr>
-        <w:t>Study Notes - Profiles (Tyndale)</w:t>
+        <w:t>Tyndale Open Study Notes</w:t>
       </w:r>
     </w:p>
     <w:p>
@@ -150,26 +150,6 @@
           <w:lang w:val="pt_PT" w:bidi="pt_PT"/>
         </w:rPr>
         <w:t>J</w:t>
-      </w:r>
-      <w:r>
-        <w:rPr>
-          <w:lang w:val="pt_PT" w:bidi="pt_PT"/>
-        </w:rPr>
-      </w:r>
-    </w:p>
-    <w:p>
-      <w:pPr/>
-      <w:r>
-        <w:rPr>
-          <w:lang w:val="pt_PT" w:bidi="pt_PT"/>
-        </w:rPr>
-      </w:r>
-      <w:r>
-        <w:rPr>
-          <w:i/>
-          <w:lang w:val="pt_PT" w:bidi="pt_PT"/>
-        </w:rPr>
-        <w:t>Jacó, Jeremias, Jeroboão I, Jeroboão II, Jetro (Reuel), Jezabel, Joabe, João Batista, João Marcos, João, Filho de Zebedeu, Jônatas, Josafá, José, Josias, Josué, Judá, Judas Iscariotes</w:t>
       </w:r>
       <w:r>
         <w:rPr>

--- a/por/docx/010.content.docx
+++ b/por/docx/010.content.docx
@@ -6390,6 +6390,1329 @@
         <w:rPr>
           <w:lang w:val="pt_PT" w:bidi="pt_PT"/>
         </w:rPr>
+        <w:t>João, Filho de Zebedeu</w:t>
+      </w:r>
+      <w:r>
+        <w:rPr>
+          <w:lang w:val="pt_PT" w:bidi="pt_PT"/>
+        </w:rPr>
+      </w:r>
+    </w:p>
+    <w:p>
+      <w:pPr/>
+      <w:r>
+        <w:rPr>
+          <w:lang w:val="pt_PT" w:bidi="pt_PT"/>
+        </w:rPr>
+      </w:r>
+      <w:r>
+        <w:rPr>
+          <w:lang w:val="pt_PT" w:bidi="pt_PT"/>
+        </w:rPr>
+        <w:t>João foi um dos doze seguidores mais próximos de Jesus, chamados apóstolos. Ele era irmão de Tiago e filho de Zebedeu. Jesus escolheu esses doze homens como seus representantes especiais e lhes deu autoridade para ensinar outros sobre ele. O trabalho deles ajudou a iniciar a igreja primitiva. A tradição antiga afirma que João, filho de Zebedeu, escreveu o Evangelho de João, as Cartas de João e o Livro do Apocalipse.</w:t>
+      </w:r>
+    </w:p>
+    <w:p>
+      <w:pPr/>
+      <w:r>
+        <w:rPr>
+          <w:lang w:val="pt_PT" w:bidi="pt_PT"/>
+        </w:rPr>
+      </w:r>
+      <w:r>
+        <w:rPr>
+          <w:lang w:val="pt_PT" w:bidi="pt_PT"/>
+        </w:rPr>
+        <w:t>João e seu irmão Tiago estavam entre os seguidores mais próximos de Jesus (</w:t>
+      </w:r>
+      <w:hyperlink r:id="rId273">
+        <w:r>
+          <w:rPr>
+            <w:lang w:val="pt_PT" w:bidi="pt_PT"/>
+          </w:rPr>
+          <w:rPr>
+            <w:color w:val="0000EE"/>
+            <w:u w:val="single"/>
+          </w:rPr>
+          <w:t>Mc 5.37</w:t>
+        </w:r>
+      </w:hyperlink>
+      <w:r>
+        <w:rPr>
+          <w:lang w:val="pt_PT" w:bidi="pt_PT"/>
+        </w:rPr>
+        <w:t xml:space="preserve">; </w:t>
+      </w:r>
+      <w:hyperlink r:id="rId274">
+        <w:r>
+          <w:rPr>
+            <w:lang w:val="pt_PT" w:bidi="pt_PT"/>
+          </w:rPr>
+          <w:rPr>
+            <w:color w:val="0000EE"/>
+            <w:u w:val="single"/>
+          </w:rPr>
+          <w:t>9.2</w:t>
+        </w:r>
+      </w:hyperlink>
+      <w:r>
+        <w:rPr>
+          <w:lang w:val="pt_PT" w:bidi="pt_PT"/>
+        </w:rPr>
+        <w:t xml:space="preserve">; </w:t>
+      </w:r>
+      <w:hyperlink r:id="rId275">
+        <w:r>
+          <w:rPr>
+            <w:lang w:val="pt_PT" w:bidi="pt_PT"/>
+          </w:rPr>
+          <w:rPr>
+            <w:color w:val="0000EE"/>
+            <w:u w:val="single"/>
+          </w:rPr>
+          <w:t>13.3</w:t>
+        </w:r>
+      </w:hyperlink>
+      <w:r>
+        <w:rPr>
+          <w:lang w:val="pt_PT" w:bidi="pt_PT"/>
+        </w:rPr>
+        <w:t xml:space="preserve">; </w:t>
+      </w:r>
+      <w:hyperlink r:id="rId276">
+        <w:r>
+          <w:rPr>
+            <w:lang w:val="pt_PT" w:bidi="pt_PT"/>
+          </w:rPr>
+          <w:rPr>
+            <w:color w:val="0000EE"/>
+            <w:u w:val="single"/>
+          </w:rPr>
+          <w:t>14.33</w:t>
+        </w:r>
+      </w:hyperlink>
+      <w:r>
+        <w:rPr>
+          <w:lang w:val="pt_PT" w:bidi="pt_PT"/>
+        </w:rPr>
+        <w:t xml:space="preserve">). A mãe deles, Salomé, pode ter sido irmã de Maria, a mãe de Jesus (compare </w:t>
+      </w:r>
+      <w:hyperlink r:id="rId277">
+        <w:r>
+          <w:rPr>
+            <w:lang w:val="pt_PT" w:bidi="pt_PT"/>
+          </w:rPr>
+          <w:rPr>
+            <w:color w:val="0000EE"/>
+            <w:u w:val="single"/>
+          </w:rPr>
+          <w:t>Mt 27.56</w:t>
+        </w:r>
+      </w:hyperlink>
+      <w:r>
+        <w:rPr>
+          <w:lang w:val="pt_PT" w:bidi="pt_PT"/>
+        </w:rPr>
+        <w:t xml:space="preserve">; </w:t>
+      </w:r>
+      <w:hyperlink r:id="rId278">
+        <w:r>
+          <w:rPr>
+            <w:lang w:val="pt_PT" w:bidi="pt_PT"/>
+          </w:rPr>
+          <w:rPr>
+            <w:color w:val="0000EE"/>
+            <w:u w:val="single"/>
+          </w:rPr>
+          <w:t>Mc 15.40</w:t>
+        </w:r>
+      </w:hyperlink>
+      <w:r>
+        <w:rPr>
+          <w:lang w:val="pt_PT" w:bidi="pt_PT"/>
+        </w:rPr>
+        <w:t xml:space="preserve">; </w:t>
+      </w:r>
+      <w:hyperlink r:id="rId279">
+        <w:r>
+          <w:rPr>
+            <w:lang w:val="pt_PT" w:bidi="pt_PT"/>
+          </w:rPr>
+          <w:rPr>
+            <w:color w:val="0000EE"/>
+            <w:u w:val="single"/>
+          </w:rPr>
+          <w:t>16.1</w:t>
+        </w:r>
+      </w:hyperlink>
+      <w:r>
+        <w:rPr>
+          <w:lang w:val="pt_PT" w:bidi="pt_PT"/>
+        </w:rPr>
+        <w:t xml:space="preserve">; </w:t>
+      </w:r>
+      <w:hyperlink r:id="rId280">
+        <w:r>
+          <w:rPr>
+            <w:lang w:val="pt_PT" w:bidi="pt_PT"/>
+          </w:rPr>
+          <w:rPr>
+            <w:color w:val="0000EE"/>
+            <w:u w:val="single"/>
+          </w:rPr>
+          <w:t>Jo 19.25</w:t>
+        </w:r>
+      </w:hyperlink>
+      <w:r>
+        <w:rPr>
+          <w:lang w:val="pt_PT" w:bidi="pt_PT"/>
+        </w:rPr>
+        <w:t>). O nome de João geralmente aparece depois do de Tiago, sugerindo que João era mais jovem. Tiago e João eram pescadores como seu pai (</w:t>
+      </w:r>
+      <w:hyperlink r:id="rId281">
+        <w:r>
+          <w:rPr>
+            <w:lang w:val="pt_PT" w:bidi="pt_PT"/>
+          </w:rPr>
+          <w:rPr>
+            <w:color w:val="0000EE"/>
+            <w:u w:val="single"/>
+          </w:rPr>
+          <w:t>Mt 4.21</w:t>
+        </w:r>
+      </w:hyperlink>
+      <w:r>
+        <w:rPr>
+          <w:lang w:val="pt_PT" w:bidi="pt_PT"/>
+        </w:rPr>
+        <w:t xml:space="preserve">; </w:t>
+      </w:r>
+      <w:hyperlink r:id="rId282">
+        <w:r>
+          <w:rPr>
+            <w:lang w:val="pt_PT" w:bidi="pt_PT"/>
+          </w:rPr>
+          <w:rPr>
+            <w:color w:val="0000EE"/>
+            <w:u w:val="single"/>
+          </w:rPr>
+          <w:t>Mc 1.19</w:t>
+        </w:r>
+      </w:hyperlink>
+      <w:r>
+        <w:rPr>
+          <w:lang w:val="pt_PT" w:bidi="pt_PT"/>
+        </w:rPr>
+        <w:t>). Eles pescavam com Pedro e André, outro par de irmãos que se tornaram discípulos (</w:t>
+      </w:r>
+      <w:hyperlink r:id="rId283">
+        <w:r>
+          <w:rPr>
+            <w:lang w:val="pt_PT" w:bidi="pt_PT"/>
+          </w:rPr>
+          <w:rPr>
+            <w:color w:val="0000EE"/>
+            <w:u w:val="single"/>
+          </w:rPr>
+          <w:t>Lc 5.8–10</w:t>
+        </w:r>
+      </w:hyperlink>
+      <w:r>
+        <w:rPr>
+          <w:lang w:val="pt_PT" w:bidi="pt_PT"/>
+        </w:rPr>
+        <w:t>).</w:t>
+      </w:r>
+    </w:p>
+    <w:p>
+      <w:pPr/>
+      <w:r>
+        <w:rPr>
+          <w:lang w:val="pt_PT" w:bidi="pt_PT"/>
+        </w:rPr>
+      </w:r>
+      <w:r>
+        <w:rPr>
+          <w:lang w:val="pt_PT" w:bidi="pt_PT"/>
+        </w:rPr>
+        <w:t>Eles estavam entre os primeiros discípulos que Jesus chamou e deixaram tudo para segui-lo (</w:t>
+      </w:r>
+      <w:hyperlink r:id="rId284">
+        <w:r>
+          <w:rPr>
+            <w:lang w:val="pt_PT" w:bidi="pt_PT"/>
+          </w:rPr>
+          <w:rPr>
+            <w:color w:val="0000EE"/>
+            <w:u w:val="single"/>
+          </w:rPr>
+          <w:t>Mt 4.22</w:t>
+        </w:r>
+      </w:hyperlink>
+      <w:r>
+        <w:rPr>
+          <w:lang w:val="pt_PT" w:bidi="pt_PT"/>
+        </w:rPr>
+        <w:t xml:space="preserve">; </w:t>
+      </w:r>
+      <w:hyperlink r:id="rId285">
+        <w:r>
+          <w:rPr>
+            <w:lang w:val="pt_PT" w:bidi="pt_PT"/>
+          </w:rPr>
+          <w:rPr>
+            <w:color w:val="0000EE"/>
+            <w:u w:val="single"/>
+          </w:rPr>
+          <w:t>Mc 1.20</w:t>
+        </w:r>
+      </w:hyperlink>
+      <w:r>
+        <w:rPr>
+          <w:lang w:val="pt_PT" w:bidi="pt_PT"/>
+        </w:rPr>
+        <w:t xml:space="preserve">; </w:t>
+      </w:r>
+      <w:hyperlink r:id="rId286">
+        <w:r>
+          <w:rPr>
+            <w:lang w:val="pt_PT" w:bidi="pt_PT"/>
+          </w:rPr>
+          <w:rPr>
+            <w:color w:val="0000EE"/>
+            <w:u w:val="single"/>
+          </w:rPr>
+          <w:t>Lucas 5.11</w:t>
+        </w:r>
+      </w:hyperlink>
+      <w:r>
+        <w:rPr>
+          <w:lang w:val="pt_PT" w:bidi="pt_PT"/>
+        </w:rPr>
+        <w:t xml:space="preserve">; compare </w:t>
+      </w:r>
+      <w:hyperlink r:id="rId231">
+        <w:r>
+          <w:rPr>
+            <w:lang w:val="pt_PT" w:bidi="pt_PT"/>
+          </w:rPr>
+          <w:rPr>
+            <w:color w:val="0000EE"/>
+            <w:u w:val="single"/>
+          </w:rPr>
+          <w:t>Jo 1.35–40</w:t>
+        </w:r>
+      </w:hyperlink>
+      <w:r>
+        <w:rPr>
+          <w:lang w:val="pt_PT" w:bidi="pt_PT"/>
+        </w:rPr>
+        <w:t>). Jesus os chamou de "Filhos do Trovão" (</w:t>
+      </w:r>
+      <w:hyperlink r:id="rId287">
+        <w:r>
+          <w:rPr>
+            <w:lang w:val="pt_PT" w:bidi="pt_PT"/>
+          </w:rPr>
+          <w:rPr>
+            <w:color w:val="0000EE"/>
+            <w:u w:val="single"/>
+          </w:rPr>
+          <w:t>Mc 3.17</w:t>
+        </w:r>
+      </w:hyperlink>
+      <w:r>
+        <w:rPr>
+          <w:lang w:val="pt_PT" w:bidi="pt_PT"/>
+        </w:rPr>
+        <w:t xml:space="preserve">). Este nome pode significar que eles eram barulhentos ou de temperamento explosivo (veja </w:t>
+      </w:r>
+      <w:hyperlink r:id="rId288">
+        <w:r>
+          <w:rPr>
+            <w:lang w:val="pt_PT" w:bidi="pt_PT"/>
+          </w:rPr>
+          <w:rPr>
+            <w:color w:val="0000EE"/>
+            <w:u w:val="single"/>
+          </w:rPr>
+          <w:t>Lc 9.54</w:t>
+        </w:r>
+      </w:hyperlink>
+      <w:r>
+        <w:rPr>
+          <w:lang w:val="pt_PT" w:bidi="pt_PT"/>
+        </w:rPr>
+        <w:t>). Em um momento, os irmãos irritaram os outros discípulos ao pedir posições especiais no futuro reino (</w:t>
+      </w:r>
+      <w:hyperlink r:id="rId289">
+        <w:r>
+          <w:rPr>
+            <w:lang w:val="pt_PT" w:bidi="pt_PT"/>
+          </w:rPr>
+          <w:rPr>
+            <w:color w:val="0000EE"/>
+            <w:u w:val="single"/>
+          </w:rPr>
+          <w:t>Mt 20.20–28</w:t>
+        </w:r>
+      </w:hyperlink>
+      <w:r>
+        <w:rPr>
+          <w:lang w:val="pt_PT" w:bidi="pt_PT"/>
+        </w:rPr>
+        <w:t xml:space="preserve">; </w:t>
+      </w:r>
+      <w:hyperlink r:id="rId290">
+        <w:r>
+          <w:rPr>
+            <w:lang w:val="pt_PT" w:bidi="pt_PT"/>
+          </w:rPr>
+          <w:rPr>
+            <w:color w:val="0000EE"/>
+            <w:u w:val="single"/>
+          </w:rPr>
+          <w:t>Mc 10.35–45</w:t>
+        </w:r>
+      </w:hyperlink>
+      <w:r>
+        <w:rPr>
+          <w:lang w:val="pt_PT" w:bidi="pt_PT"/>
+        </w:rPr>
+        <w:t xml:space="preserve">; compare </w:t>
+      </w:r>
+      <w:hyperlink r:id="rId291">
+        <w:r>
+          <w:rPr>
+            <w:lang w:val="pt_PT" w:bidi="pt_PT"/>
+          </w:rPr>
+          <w:rPr>
+            <w:color w:val="0000EE"/>
+            <w:u w:val="single"/>
+          </w:rPr>
+          <w:t>Lc 22.24–27</w:t>
+        </w:r>
+      </w:hyperlink>
+      <w:r>
+        <w:rPr>
+          <w:lang w:val="pt_PT" w:bidi="pt_PT"/>
+        </w:rPr>
+        <w:t>).</w:t>
+      </w:r>
+    </w:p>
+    <w:p>
+      <w:pPr/>
+      <w:r>
+        <w:rPr>
+          <w:lang w:val="pt_PT" w:bidi="pt_PT"/>
+        </w:rPr>
+      </w:r>
+      <w:r>
+        <w:rPr>
+          <w:lang w:val="pt_PT" w:bidi="pt_PT"/>
+        </w:rPr>
+        <w:t>As pessoas acreditam que João é o "discípulo amado por Jesus" e "outro discípulo" mencionado no Evangelho de João (</w:t>
+      </w:r>
+      <w:hyperlink r:id="rId292">
+        <w:r>
+          <w:rPr>
+            <w:lang w:val="pt_PT" w:bidi="pt_PT"/>
+          </w:rPr>
+          <w:rPr>
+            <w:color w:val="0000EE"/>
+            <w:u w:val="single"/>
+          </w:rPr>
+          <w:t>Jo 13.23–25</w:t>
+        </w:r>
+      </w:hyperlink>
+      <w:r>
+        <w:rPr>
+          <w:lang w:val="pt_PT" w:bidi="pt_PT"/>
+        </w:rPr>
+        <w:t xml:space="preserve">; </w:t>
+      </w:r>
+      <w:hyperlink r:id="rId293">
+        <w:r>
+          <w:rPr>
+            <w:lang w:val="pt_PT" w:bidi="pt_PT"/>
+          </w:rPr>
+          <w:rPr>
+            <w:color w:val="0000EE"/>
+            <w:u w:val="single"/>
+          </w:rPr>
+          <w:t>18.15–16</w:t>
+        </w:r>
+      </w:hyperlink>
+      <w:r>
+        <w:rPr>
+          <w:lang w:val="pt_PT" w:bidi="pt_PT"/>
+        </w:rPr>
+        <w:t xml:space="preserve">; </w:t>
+      </w:r>
+      <w:hyperlink r:id="rId294">
+        <w:r>
+          <w:rPr>
+            <w:lang w:val="pt_PT" w:bidi="pt_PT"/>
+          </w:rPr>
+          <w:rPr>
+            <w:color w:val="0000EE"/>
+            <w:u w:val="single"/>
+          </w:rPr>
+          <w:t>19.26–27</w:t>
+        </w:r>
+      </w:hyperlink>
+      <w:r>
+        <w:rPr>
+          <w:lang w:val="pt_PT" w:bidi="pt_PT"/>
+        </w:rPr>
+        <w:t xml:space="preserve">; </w:t>
+      </w:r>
+      <w:hyperlink r:id="rId295">
+        <w:r>
+          <w:rPr>
+            <w:lang w:val="pt_PT" w:bidi="pt_PT"/>
+          </w:rPr>
+          <w:rPr>
+            <w:color w:val="0000EE"/>
+            <w:u w:val="single"/>
+          </w:rPr>
+          <w:t>20.2–10</w:t>
+        </w:r>
+      </w:hyperlink>
+      <w:r>
+        <w:rPr>
+          <w:lang w:val="pt_PT" w:bidi="pt_PT"/>
+        </w:rPr>
+        <w:t xml:space="preserve">; </w:t>
+      </w:r>
+      <w:hyperlink r:id="rId296">
+        <w:r>
+          <w:rPr>
+            <w:lang w:val="pt_PT" w:bidi="pt_PT"/>
+          </w:rPr>
+          <w:rPr>
+            <w:color w:val="0000EE"/>
+            <w:u w:val="single"/>
+          </w:rPr>
+          <w:t>21.20–24</w:t>
+        </w:r>
+      </w:hyperlink>
+      <w:r>
+        <w:rPr>
+          <w:lang w:val="pt_PT" w:bidi="pt_PT"/>
+        </w:rPr>
+        <w:t>). Ele pode ter sido o discípulo não nomeado de João Batista que, junto com André, tornou-se um dos primeiros seguidores de Jesus (</w:t>
+      </w:r>
+      <w:hyperlink r:id="rId231">
+        <w:r>
+          <w:rPr>
+            <w:lang w:val="pt_PT" w:bidi="pt_PT"/>
+          </w:rPr>
+          <w:rPr>
+            <w:color w:val="0000EE"/>
+            <w:u w:val="single"/>
+          </w:rPr>
+          <w:t>Jo 1.35–40</w:t>
+        </w:r>
+      </w:hyperlink>
+      <w:r>
+        <w:rPr>
+          <w:lang w:val="pt_PT" w:bidi="pt_PT"/>
+        </w:rPr>
+        <w:t>).</w:t>
+      </w:r>
+    </w:p>
+    <w:p>
+      <w:pPr/>
+      <w:r>
+        <w:rPr>
+          <w:lang w:val="pt_PT" w:bidi="pt_PT"/>
+        </w:rPr>
+      </w:r>
+      <w:r>
+        <w:rPr>
+          <w:lang w:val="pt_PT" w:bidi="pt_PT"/>
+        </w:rPr>
+        <w:t>O nome de João aparece três vezes em Atos. Em cada ocasião, ele trabalha com Pedro (</w:t>
+      </w:r>
+      <w:hyperlink r:id="rId297">
+        <w:r>
+          <w:rPr>
+            <w:lang w:val="pt_PT" w:bidi="pt_PT"/>
+          </w:rPr>
+          <w:rPr>
+            <w:color w:val="0000EE"/>
+            <w:u w:val="single"/>
+          </w:rPr>
+          <w:t>At 3.1–11</w:t>
+        </w:r>
+      </w:hyperlink>
+      <w:r>
+        <w:rPr>
+          <w:lang w:val="pt_PT" w:bidi="pt_PT"/>
+        </w:rPr>
+        <w:t xml:space="preserve">; </w:t>
+      </w:r>
+      <w:hyperlink r:id="rId298">
+        <w:r>
+          <w:rPr>
+            <w:lang w:val="pt_PT" w:bidi="pt_PT"/>
+          </w:rPr>
+          <w:rPr>
+            <w:color w:val="0000EE"/>
+            <w:u w:val="single"/>
+          </w:rPr>
+          <w:t>4.1–23</w:t>
+        </w:r>
+      </w:hyperlink>
+      <w:r>
+        <w:rPr>
+          <w:lang w:val="pt_PT" w:bidi="pt_PT"/>
+        </w:rPr>
+        <w:t xml:space="preserve">; </w:t>
+      </w:r>
+      <w:hyperlink r:id="rId299">
+        <w:r>
+          <w:rPr>
+            <w:lang w:val="pt_PT" w:bidi="pt_PT"/>
+          </w:rPr>
+          <w:rPr>
+            <w:color w:val="0000EE"/>
+            <w:u w:val="single"/>
+          </w:rPr>
+          <w:t>8.14–25</w:t>
+        </w:r>
+      </w:hyperlink>
+      <w:r>
+        <w:rPr>
+          <w:lang w:val="pt_PT" w:bidi="pt_PT"/>
+        </w:rPr>
+        <w:t>). Paulo o chamou de um dos "pilares" da igreja em Jerusalém (</w:t>
+      </w:r>
+      <w:hyperlink r:id="rId300">
+        <w:r>
+          <w:rPr>
+            <w:lang w:val="pt_PT" w:bidi="pt_PT"/>
+          </w:rPr>
+          <w:rPr>
+            <w:color w:val="0000EE"/>
+            <w:u w:val="single"/>
+          </w:rPr>
+          <w:t>Gl 2.9</w:t>
+        </w:r>
+      </w:hyperlink>
+      <w:r>
+        <w:rPr>
+          <w:lang w:val="pt_PT" w:bidi="pt_PT"/>
+        </w:rPr>
+        <w:t>). Isso significava que João era um líder importante na igreja de Jerusalém.</w:t>
+      </w:r>
+    </w:p>
+    <w:p>
+      <w:pPr/>
+      <w:r>
+        <w:rPr>
+          <w:lang w:val="pt_PT" w:bidi="pt_PT"/>
+        </w:rPr>
+      </w:r>
+      <w:r>
+        <w:rPr>
+          <w:lang w:val="pt_PT" w:bidi="pt_PT"/>
+        </w:rPr>
+        <w:t>A história mais comum sobre a vida posterior de João é que ele se mudou para Éfeso. Lá, ele se tornou o bispo da Ásia Menor. Ele viveu até uma idade avançada e morreu pacificamente entre amigos. Seu Evangelho oferece uma visão profunda de Jesus, e suas cartas (</w:t>
+      </w:r>
+      <w:hyperlink r:id="rId301">
+        <w:r>
+          <w:rPr>
+            <w:lang w:val="pt_PT" w:bidi="pt_PT"/>
+          </w:rPr>
+          <w:rPr>
+            <w:color w:val="0000EE"/>
+            <w:u w:val="single"/>
+          </w:rPr>
+          <w:t>1Jo</w:t>
+        </w:r>
+      </w:hyperlink>
+      <w:r>
+        <w:rPr>
+          <w:lang w:val="pt_PT" w:bidi="pt_PT"/>
+        </w:rPr>
+        <w:t xml:space="preserve">, </w:t>
+      </w:r>
+      <w:hyperlink r:id="rId302">
+        <w:r>
+          <w:rPr>
+            <w:lang w:val="pt_PT" w:bidi="pt_PT"/>
+          </w:rPr>
+          <w:rPr>
+            <w:color w:val="0000EE"/>
+            <w:u w:val="single"/>
+          </w:rPr>
+          <w:t>2Jo</w:t>
+        </w:r>
+      </w:hyperlink>
+      <w:r>
+        <w:rPr>
+          <w:lang w:val="pt_PT" w:bidi="pt_PT"/>
+        </w:rPr>
+        <w:t xml:space="preserve"> e </w:t>
+      </w:r>
+      <w:hyperlink r:id="rId303">
+        <w:r>
+          <w:rPr>
+            <w:lang w:val="pt_PT" w:bidi="pt_PT"/>
+          </w:rPr>
+          <w:rPr>
+            <w:color w:val="0000EE"/>
+            <w:u w:val="single"/>
+          </w:rPr>
+          <w:t>3Jo</w:t>
+        </w:r>
+      </w:hyperlink>
+      <w:r>
+        <w:rPr>
+          <w:lang w:val="pt_PT" w:bidi="pt_PT"/>
+        </w:rPr>
+        <w:t>) oferecem uma visão inspiradora da vida cristã.</w:t>
+      </w:r>
+    </w:p>
+    <w:p>
+      <w:pPr/>
+      <w:r>
+        <w:rPr>
+          <w:lang w:val="pt_PT" w:bidi="pt_PT"/>
+        </w:rPr>
+      </w:r>
+      <w:r>
+        <w:rPr>
+          <w:u w:val="single"/>
+          <w:lang w:val="pt_PT" w:bidi="pt_PT"/>
+        </w:rPr>
+        <w:t>Passagens para estudo complementar</w:t>
+      </w:r>
+    </w:p>
+    <w:p>
+      <w:pPr/>
+      <w:r>
+        <w:rPr>
+          <w:lang w:val="pt_PT" w:bidi="pt_PT"/>
+        </w:rPr>
+      </w:r>
+      <w:hyperlink r:id="rId304">
+        <w:r>
+          <w:rPr>
+            <w:lang w:val="pt_PT" w:bidi="pt_PT"/>
+          </w:rPr>
+          <w:rPr>
+            <w:color w:val="0000EE"/>
+            <w:u w:val="single"/>
+          </w:rPr>
+          <w:t>Mateus 4.21–22</w:t>
+        </w:r>
+      </w:hyperlink>
+      <w:r>
+        <w:rPr>
+          <w:lang w:val="pt_PT" w:bidi="pt_PT"/>
+        </w:rPr>
+        <w:t xml:space="preserve">; </w:t>
+      </w:r>
+      <w:hyperlink r:id="rId305">
+        <w:r>
+          <w:rPr>
+            <w:lang w:val="pt_PT" w:bidi="pt_PT"/>
+          </w:rPr>
+          <w:rPr>
+            <w:color w:val="0000EE"/>
+            <w:u w:val="single"/>
+          </w:rPr>
+          <w:t>10.2</w:t>
+        </w:r>
+      </w:hyperlink>
+      <w:r>
+        <w:rPr>
+          <w:lang w:val="pt_PT" w:bidi="pt_PT"/>
+        </w:rPr>
+        <w:t xml:space="preserve">; </w:t>
+      </w:r>
+      <w:hyperlink r:id="rId306">
+        <w:r>
+          <w:rPr>
+            <w:lang w:val="pt_PT" w:bidi="pt_PT"/>
+          </w:rPr>
+          <w:rPr>
+            <w:color w:val="0000EE"/>
+            <w:u w:val="single"/>
+          </w:rPr>
+          <w:t>17.1</w:t>
+        </w:r>
+      </w:hyperlink>
+      <w:r>
+        <w:rPr>
+          <w:lang w:val="pt_PT" w:bidi="pt_PT"/>
+        </w:rPr>
+        <w:t xml:space="preserve">; </w:t>
+      </w:r>
+      <w:hyperlink r:id="rId307">
+        <w:r>
+          <w:rPr>
+            <w:lang w:val="pt_PT" w:bidi="pt_PT"/>
+          </w:rPr>
+          <w:rPr>
+            <w:color w:val="0000EE"/>
+            <w:u w:val="single"/>
+          </w:rPr>
+          <w:t>20.20–24</w:t>
+        </w:r>
+      </w:hyperlink>
+      <w:r>
+        <w:rPr>
+          <w:lang w:val="pt_PT" w:bidi="pt_PT"/>
+        </w:rPr>
+        <w:t xml:space="preserve">; </w:t>
+      </w:r>
+      <w:hyperlink r:id="rId308">
+        <w:r>
+          <w:rPr>
+            <w:lang w:val="pt_PT" w:bidi="pt_PT"/>
+          </w:rPr>
+          <w:rPr>
+            <w:color w:val="0000EE"/>
+            <w:u w:val="single"/>
+          </w:rPr>
+          <w:t>26.37–46</w:t>
+        </w:r>
+      </w:hyperlink>
+      <w:r>
+        <w:rPr>
+          <w:lang w:val="pt_PT" w:bidi="pt_PT"/>
+        </w:rPr>
+        <w:t xml:space="preserve">; </w:t>
+      </w:r>
+      <w:hyperlink r:id="rId309">
+        <w:r>
+          <w:rPr>
+            <w:lang w:val="pt_PT" w:bidi="pt_PT"/>
+          </w:rPr>
+          <w:rPr>
+            <w:color w:val="0000EE"/>
+            <w:u w:val="single"/>
+          </w:rPr>
+          <w:t>Marcos 1.19–20</w:t>
+        </w:r>
+      </w:hyperlink>
+      <w:r>
+        <w:rPr>
+          <w:lang w:val="pt_PT" w:bidi="pt_PT"/>
+        </w:rPr>
+        <w:t>,</w:t>
+      </w:r>
+      <w:hyperlink r:id="rId310">
+        <w:r>
+          <w:rPr>
+            <w:lang w:val="pt_PT" w:bidi="pt_PT"/>
+          </w:rPr>
+          <w:rPr>
+            <w:color w:val="0000EE"/>
+            <w:u w:val="single"/>
+          </w:rPr>
+          <w:t>29</w:t>
+        </w:r>
+      </w:hyperlink>
+      <w:r>
+        <w:rPr>
+          <w:lang w:val="pt_PT" w:bidi="pt_PT"/>
+        </w:rPr>
+        <w:t xml:space="preserve">; </w:t>
+      </w:r>
+      <w:hyperlink r:id="rId287">
+        <w:r>
+          <w:rPr>
+            <w:lang w:val="pt_PT" w:bidi="pt_PT"/>
+          </w:rPr>
+          <w:rPr>
+            <w:color w:val="0000EE"/>
+            <w:u w:val="single"/>
+          </w:rPr>
+          <w:t>3.17</w:t>
+        </w:r>
+      </w:hyperlink>
+      <w:r>
+        <w:rPr>
+          <w:lang w:val="pt_PT" w:bidi="pt_PT"/>
+        </w:rPr>
+        <w:t xml:space="preserve">; </w:t>
+      </w:r>
+      <w:hyperlink r:id="rId273">
+        <w:r>
+          <w:rPr>
+            <w:lang w:val="pt_PT" w:bidi="pt_PT"/>
+          </w:rPr>
+          <w:rPr>
+            <w:color w:val="0000EE"/>
+            <w:u w:val="single"/>
+          </w:rPr>
+          <w:t>5.37</w:t>
+        </w:r>
+      </w:hyperlink>
+      <w:r>
+        <w:rPr>
+          <w:lang w:val="pt_PT" w:bidi="pt_PT"/>
+        </w:rPr>
+        <w:t xml:space="preserve">; </w:t>
+      </w:r>
+      <w:hyperlink r:id="rId274">
+        <w:r>
+          <w:rPr>
+            <w:lang w:val="pt_PT" w:bidi="pt_PT"/>
+          </w:rPr>
+          <w:rPr>
+            <w:color w:val="0000EE"/>
+            <w:u w:val="single"/>
+          </w:rPr>
+          <w:t>9.2</w:t>
+        </w:r>
+      </w:hyperlink>
+      <w:r>
+        <w:rPr>
+          <w:lang w:val="pt_PT" w:bidi="pt_PT"/>
+        </w:rPr>
+        <w:t>,</w:t>
+      </w:r>
+      <w:hyperlink r:id="rId311">
+        <w:r>
+          <w:rPr>
+            <w:lang w:val="pt_PT" w:bidi="pt_PT"/>
+          </w:rPr>
+          <w:rPr>
+            <w:color w:val="0000EE"/>
+            <w:u w:val="single"/>
+          </w:rPr>
+          <w:t>38</w:t>
+        </w:r>
+      </w:hyperlink>
+      <w:r>
+        <w:rPr>
+          <w:lang w:val="pt_PT" w:bidi="pt_PT"/>
+        </w:rPr>
+        <w:t xml:space="preserve">; </w:t>
+      </w:r>
+      <w:hyperlink r:id="rId312">
+        <w:r>
+          <w:rPr>
+            <w:lang w:val="pt_PT" w:bidi="pt_PT"/>
+          </w:rPr>
+          <w:rPr>
+            <w:color w:val="0000EE"/>
+            <w:u w:val="single"/>
+          </w:rPr>
+          <w:t>10.35–41</w:t>
+        </w:r>
+      </w:hyperlink>
+      <w:r>
+        <w:rPr>
+          <w:lang w:val="pt_PT" w:bidi="pt_PT"/>
+        </w:rPr>
+        <w:t xml:space="preserve">; </w:t>
+      </w:r>
+      <w:hyperlink r:id="rId313">
+        <w:r>
+          <w:rPr>
+            <w:lang w:val="pt_PT" w:bidi="pt_PT"/>
+          </w:rPr>
+          <w:rPr>
+            <w:color w:val="0000EE"/>
+            <w:u w:val="single"/>
+          </w:rPr>
+          <w:t>13.3–4</w:t>
+        </w:r>
+      </w:hyperlink>
+      <w:r>
+        <w:rPr>
+          <w:lang w:val="pt_PT" w:bidi="pt_PT"/>
+        </w:rPr>
+        <w:t xml:space="preserve">; </w:t>
+      </w:r>
+      <w:hyperlink r:id="rId314">
+        <w:r>
+          <w:rPr>
+            <w:lang w:val="pt_PT" w:bidi="pt_PT"/>
+          </w:rPr>
+          <w:rPr>
+            <w:color w:val="0000EE"/>
+            <w:u w:val="single"/>
+          </w:rPr>
+          <w:t>14.33–42</w:t>
+        </w:r>
+      </w:hyperlink>
+      <w:r>
+        <w:rPr>
+          <w:lang w:val="pt_PT" w:bidi="pt_PT"/>
+        </w:rPr>
+        <w:t xml:space="preserve">; </w:t>
+      </w:r>
+      <w:hyperlink r:id="rId315">
+        <w:r>
+          <w:rPr>
+            <w:lang w:val="pt_PT" w:bidi="pt_PT"/>
+          </w:rPr>
+          <w:rPr>
+            <w:color w:val="0000EE"/>
+            <w:u w:val="single"/>
+          </w:rPr>
+          <w:t>Lucas 5.10</w:t>
+        </w:r>
+      </w:hyperlink>
+      <w:r>
+        <w:rPr>
+          <w:lang w:val="pt_PT" w:bidi="pt_PT"/>
+        </w:rPr>
+        <w:t xml:space="preserve">; </w:t>
+      </w:r>
+      <w:hyperlink r:id="rId316">
+        <w:r>
+          <w:rPr>
+            <w:lang w:val="pt_PT" w:bidi="pt_PT"/>
+          </w:rPr>
+          <w:rPr>
+            <w:color w:val="0000EE"/>
+            <w:u w:val="single"/>
+          </w:rPr>
+          <w:t>6.14</w:t>
+        </w:r>
+      </w:hyperlink>
+      <w:r>
+        <w:rPr>
+          <w:lang w:val="pt_PT" w:bidi="pt_PT"/>
+        </w:rPr>
+        <w:t xml:space="preserve">; </w:t>
+      </w:r>
+      <w:hyperlink r:id="rId317">
+        <w:r>
+          <w:rPr>
+            <w:lang w:val="pt_PT" w:bidi="pt_PT"/>
+          </w:rPr>
+          <w:rPr>
+            <w:color w:val="0000EE"/>
+            <w:u w:val="single"/>
+          </w:rPr>
+          <w:t>8.51</w:t>
+        </w:r>
+      </w:hyperlink>
+      <w:r>
+        <w:rPr>
+          <w:lang w:val="pt_PT" w:bidi="pt_PT"/>
+        </w:rPr>
+        <w:t xml:space="preserve">; </w:t>
+      </w:r>
+      <w:hyperlink r:id="rId318">
+        <w:r>
+          <w:rPr>
+            <w:lang w:val="pt_PT" w:bidi="pt_PT"/>
+          </w:rPr>
+          <w:rPr>
+            <w:color w:val="0000EE"/>
+            <w:u w:val="single"/>
+          </w:rPr>
+          <w:t>9.28</w:t>
+        </w:r>
+      </w:hyperlink>
+      <w:r>
+        <w:rPr>
+          <w:lang w:val="pt_PT" w:bidi="pt_PT"/>
+        </w:rPr>
+        <w:t>,</w:t>
+      </w:r>
+      <w:hyperlink r:id="rId319">
+        <w:r>
+          <w:rPr>
+            <w:lang w:val="pt_PT" w:bidi="pt_PT"/>
+          </w:rPr>
+          <w:rPr>
+            <w:color w:val="0000EE"/>
+            <w:u w:val="single"/>
+          </w:rPr>
+          <w:t>49</w:t>
+        </w:r>
+      </w:hyperlink>
+      <w:r>
+        <w:rPr>
+          <w:lang w:val="pt_PT" w:bidi="pt_PT"/>
+        </w:rPr>
+        <w:t>,</w:t>
+      </w:r>
+      <w:hyperlink r:id="rId288">
+        <w:r>
+          <w:rPr>
+            <w:lang w:val="pt_PT" w:bidi="pt_PT"/>
+          </w:rPr>
+          <w:rPr>
+            <w:color w:val="0000EE"/>
+            <w:u w:val="single"/>
+          </w:rPr>
+          <w:t>54</w:t>
+        </w:r>
+      </w:hyperlink>
+      <w:r>
+        <w:rPr>
+          <w:lang w:val="pt_PT" w:bidi="pt_PT"/>
+        </w:rPr>
+        <w:t xml:space="preserve">; </w:t>
+      </w:r>
+      <w:hyperlink r:id="rId292">
+        <w:r>
+          <w:rPr>
+            <w:lang w:val="pt_PT" w:bidi="pt_PT"/>
+          </w:rPr>
+          <w:rPr>
+            <w:color w:val="0000EE"/>
+            <w:u w:val="single"/>
+          </w:rPr>
+          <w:t>João 13.23–25</w:t>
+        </w:r>
+      </w:hyperlink>
+      <w:r>
+        <w:rPr>
+          <w:lang w:val="pt_PT" w:bidi="pt_PT"/>
+        </w:rPr>
+        <w:t xml:space="preserve">; </w:t>
+      </w:r>
+      <w:hyperlink r:id="rId293">
+        <w:r>
+          <w:rPr>
+            <w:lang w:val="pt_PT" w:bidi="pt_PT"/>
+          </w:rPr>
+          <w:rPr>
+            <w:color w:val="0000EE"/>
+            <w:u w:val="single"/>
+          </w:rPr>
+          <w:t>18.15–16</w:t>
+        </w:r>
+      </w:hyperlink>
+      <w:r>
+        <w:rPr>
+          <w:lang w:val="pt_PT" w:bidi="pt_PT"/>
+        </w:rPr>
+        <w:t xml:space="preserve">; </w:t>
+      </w:r>
+      <w:hyperlink r:id="rId294">
+        <w:r>
+          <w:rPr>
+            <w:lang w:val="pt_PT" w:bidi="pt_PT"/>
+          </w:rPr>
+          <w:rPr>
+            <w:color w:val="0000EE"/>
+            <w:u w:val="single"/>
+          </w:rPr>
+          <w:t>19.26–27</w:t>
+        </w:r>
+      </w:hyperlink>
+      <w:r>
+        <w:rPr>
+          <w:lang w:val="pt_PT" w:bidi="pt_PT"/>
+        </w:rPr>
+        <w:t xml:space="preserve">; </w:t>
+      </w:r>
+      <w:hyperlink r:id="rId295">
+        <w:r>
+          <w:rPr>
+            <w:lang w:val="pt_PT" w:bidi="pt_PT"/>
+          </w:rPr>
+          <w:rPr>
+            <w:color w:val="0000EE"/>
+            <w:u w:val="single"/>
+          </w:rPr>
+          <w:t>20.2–10</w:t>
+        </w:r>
+      </w:hyperlink>
+      <w:r>
+        <w:rPr>
+          <w:lang w:val="pt_PT" w:bidi="pt_PT"/>
+        </w:rPr>
+        <w:t xml:space="preserve">; </w:t>
+      </w:r>
+      <w:hyperlink r:id="rId320">
+        <w:r>
+          <w:rPr>
+            <w:lang w:val="pt_PT" w:bidi="pt_PT"/>
+          </w:rPr>
+          <w:rPr>
+            <w:color w:val="0000EE"/>
+            <w:u w:val="single"/>
+          </w:rPr>
+          <w:t>21.2</w:t>
+        </w:r>
+      </w:hyperlink>
+      <w:r>
+        <w:rPr>
+          <w:lang w:val="pt_PT" w:bidi="pt_PT"/>
+        </w:rPr>
+        <w:t>,</w:t>
+      </w:r>
+      <w:hyperlink r:id="rId321">
+        <w:r>
+          <w:rPr>
+            <w:lang w:val="pt_PT" w:bidi="pt_PT"/>
+          </w:rPr>
+          <w:rPr>
+            <w:color w:val="0000EE"/>
+            <w:u w:val="single"/>
+          </w:rPr>
+          <w:t>7</w:t>
+        </w:r>
+      </w:hyperlink>
+      <w:r>
+        <w:rPr>
+          <w:lang w:val="pt_PT" w:bidi="pt_PT"/>
+        </w:rPr>
+        <w:t>,</w:t>
+      </w:r>
+      <w:hyperlink r:id="rId296">
+        <w:r>
+          <w:rPr>
+            <w:lang w:val="pt_PT" w:bidi="pt_PT"/>
+          </w:rPr>
+          <w:rPr>
+            <w:color w:val="0000EE"/>
+            <w:u w:val="single"/>
+          </w:rPr>
+          <w:t>20–24</w:t>
+        </w:r>
+      </w:hyperlink>
+      <w:r>
+        <w:rPr>
+          <w:lang w:val="pt_PT" w:bidi="pt_PT"/>
+        </w:rPr>
+        <w:t xml:space="preserve">; </w:t>
+      </w:r>
+      <w:hyperlink r:id="rId322">
+        <w:r>
+          <w:rPr>
+            <w:lang w:val="pt_PT" w:bidi="pt_PT"/>
+          </w:rPr>
+          <w:rPr>
+            <w:color w:val="0000EE"/>
+            <w:u w:val="single"/>
+          </w:rPr>
+          <w:t>Atos 1.13</w:t>
+        </w:r>
+      </w:hyperlink>
+      <w:r>
+        <w:rPr>
+          <w:lang w:val="pt_PT" w:bidi="pt_PT"/>
+        </w:rPr>
+        <w:t xml:space="preserve">; </w:t>
+      </w:r>
+      <w:hyperlink r:id="rId297">
+        <w:r>
+          <w:rPr>
+            <w:lang w:val="pt_PT" w:bidi="pt_PT"/>
+          </w:rPr>
+          <w:rPr>
+            <w:color w:val="0000EE"/>
+            <w:u w:val="single"/>
+          </w:rPr>
+          <w:t>3.1–11</w:t>
+        </w:r>
+      </w:hyperlink>
+      <w:r>
+        <w:rPr>
+          <w:lang w:val="pt_PT" w:bidi="pt_PT"/>
+        </w:rPr>
+        <w:t xml:space="preserve">; </w:t>
+      </w:r>
+      <w:hyperlink r:id="rId323">
+        <w:r>
+          <w:rPr>
+            <w:lang w:val="pt_PT" w:bidi="pt_PT"/>
+          </w:rPr>
+          <w:rPr>
+            <w:color w:val="0000EE"/>
+            <w:u w:val="single"/>
+          </w:rPr>
+          <w:t>4.1–22</w:t>
+        </w:r>
+      </w:hyperlink>
+      <w:r>
+        <w:rPr>
+          <w:lang w:val="pt_PT" w:bidi="pt_PT"/>
+        </w:rPr>
+        <w:t xml:space="preserve">; </w:t>
+      </w:r>
+      <w:hyperlink r:id="rId324">
+        <w:r>
+          <w:rPr>
+            <w:lang w:val="pt_PT" w:bidi="pt_PT"/>
+          </w:rPr>
+          <w:rPr>
+            <w:color w:val="0000EE"/>
+            <w:u w:val="single"/>
+          </w:rPr>
+          <w:t>5.17–42</w:t>
+        </w:r>
+      </w:hyperlink>
+      <w:r>
+        <w:rPr>
+          <w:lang w:val="pt_PT" w:bidi="pt_PT"/>
+        </w:rPr>
+        <w:t xml:space="preserve">; </w:t>
+      </w:r>
+      <w:hyperlink r:id="rId299">
+        <w:r>
+          <w:rPr>
+            <w:lang w:val="pt_PT" w:bidi="pt_PT"/>
+          </w:rPr>
+          <w:rPr>
+            <w:color w:val="0000EE"/>
+            <w:u w:val="single"/>
+          </w:rPr>
+          <w:t>8.14–25</w:t>
+        </w:r>
+      </w:hyperlink>
+      <w:r>
+        <w:rPr>
+          <w:lang w:val="pt_PT" w:bidi="pt_PT"/>
+        </w:rPr>
+        <w:t xml:space="preserve">; </w:t>
+      </w:r>
+      <w:hyperlink r:id="rId300">
+        <w:r>
+          <w:rPr>
+            <w:lang w:val="pt_PT" w:bidi="pt_PT"/>
+          </w:rPr>
+          <w:rPr>
+            <w:color w:val="0000EE"/>
+            <w:u w:val="single"/>
+          </w:rPr>
+          <w:t>Gálatas 2.9</w:t>
+        </w:r>
+      </w:hyperlink>
+      <w:r>
+        <w:rPr>
+          <w:lang w:val="pt_PT" w:bidi="pt_PT"/>
+        </w:rPr>
+      </w:r>
+      <w:r>
+        <w:rPr>
+          <w:lang w:val="pt_PT" w:bidi="pt_PT"/>
+        </w:rPr>
+      </w:r>
+    </w:p>
+    <w:p>
+      <w:pPr/>
+      <w:r>
+        <w:rPr>
+          <w:lang w:val="pt_PT" w:bidi="pt_PT"/>
+        </w:rPr>
+      </w:r>
+    </w:p>
+    <w:p>
+      <w:pPr>
+        <w:pStyle w:val="Heading2"/>
+      </w:pPr>
+      <w:r>
+        <w:rPr>
+          <w:lang w:val="pt_PT" w:bidi="pt_PT"/>
+        </w:rPr>
         <w:t>João Marcos</w:t>
       </w:r>
       <w:r>
@@ -6479,7 +7802,7 @@
         </w:rPr>
         <w:t>Barnabé e Paulo levaram Marcos como assistente em sua primeira viagem missionária. No entanto, Marcos os deixou e voltou para Jerusalém antes do fim da viagem (</w:t>
       </w:r>
-      <w:hyperlink r:id="rId273">
+      <w:hyperlink r:id="rId325">
         <w:r>
           <w:rPr>
             <w:lang w:val="pt_PT" w:bidi="pt_PT"/>
@@ -6497,7 +7820,7 @@
         </w:rPr>
         <w:t xml:space="preserve">; </w:t>
       </w:r>
-      <w:hyperlink r:id="rId274">
+      <w:hyperlink r:id="rId326">
         <w:r>
           <w:rPr>
             <w:lang w:val="pt_PT" w:bidi="pt_PT"/>
@@ -6515,7 +7838,7 @@
         </w:rPr>
         <w:t>,</w:t>
       </w:r>
-      <w:hyperlink r:id="rId275">
+      <w:hyperlink r:id="rId327">
         <w:r>
           <w:rPr>
             <w:lang w:val="pt_PT" w:bidi="pt_PT"/>
@@ -6533,7 +7856,7 @@
         </w:rPr>
         <w:t>). Por causa disso, quando Barnabé quis levar Marcos na segunda viagem, Paulo recusou. Esse desentendimento dividiu a equipe: Barnabé levou Marcos, seu primo, enquanto Paulo escolheu Silas. Os dois pares então seguiram caminhos separados (</w:t>
       </w:r>
-      <w:hyperlink r:id="rId276">
+      <w:hyperlink r:id="rId328">
         <w:r>
           <w:rPr>
             <w:lang w:val="pt_PT" w:bidi="pt_PT"/>
@@ -6565,7 +7888,7 @@
         </w:rPr>
         <w:t>Mais tarde, Paulo e Marcos se reconciliaram, e Marcos voltou a ser seu assistente. Em Colossenses, Paulo chama Marcos de colaborador e sugere que ele poderia em breve enviá-lo para visitar a igreja em Colossos (</w:t>
       </w:r>
-      <w:hyperlink r:id="rId277">
+      <w:hyperlink r:id="rId329">
         <w:r>
           <w:rPr>
             <w:lang w:val="pt_PT" w:bidi="pt_PT"/>
@@ -6583,7 +7906,7 @@
         </w:rPr>
         <w:t xml:space="preserve">; veja também </w:t>
       </w:r>
-      <w:hyperlink r:id="rId278">
+      <w:hyperlink r:id="rId330">
         <w:r>
           <w:rPr>
             <w:lang w:val="pt_PT" w:bidi="pt_PT"/>
@@ -6601,7 +7924,7 @@
         </w:rPr>
         <w:t>). Ainda mais tarde, quando Paulo aguardava a execução em uma prisão romana, ele pediu a Timóteo que trouxesse Marcos porque acreditava que Marcos seria útil em seu ministério (</w:t>
       </w:r>
-      <w:hyperlink r:id="rId279">
+      <w:hyperlink r:id="rId331">
         <w:r>
           <w:rPr>
             <w:lang w:val="pt_PT" w:bidi="pt_PT"/>
@@ -6633,7 +7956,7 @@
         </w:rPr>
         <w:t>Marcos provavelmente ajudou Pedro com seu trabalho missionário na Itália perto do final da vida de Pedro. Em uma das cartas de Pedro, ele carinhosamente chama Marcos de seu "filho" que está com ele (</w:t>
       </w:r>
-      <w:hyperlink r:id="rId280">
+      <w:hyperlink r:id="rId332">
         <w:r>
           <w:rPr>
             <w:lang w:val="pt_PT" w:bidi="pt_PT"/>
@@ -6715,7 +8038,7 @@
           <w:lang w:val="pt_PT" w:bidi="pt_PT"/>
         </w:rPr>
       </w:r>
-      <w:hyperlink r:id="rId281">
+      <w:hyperlink r:id="rId333">
         <w:r>
           <w:rPr>
             <w:lang w:val="pt_PT" w:bidi="pt_PT"/>
@@ -6733,7 +8056,7 @@
         </w:rPr>
         <w:t>,</w:t>
       </w:r>
-      <w:hyperlink r:id="rId273">
+      <w:hyperlink r:id="rId325">
         <w:r>
           <w:rPr>
             <w:lang w:val="pt_PT" w:bidi="pt_PT"/>
@@ -6751,7 +8074,7 @@
         </w:rPr>
         <w:t xml:space="preserve">; </w:t>
       </w:r>
-      <w:hyperlink r:id="rId274">
+      <w:hyperlink r:id="rId326">
         <w:r>
           <w:rPr>
             <w:lang w:val="pt_PT" w:bidi="pt_PT"/>
@@ -6769,7 +8092,7 @@
         </w:rPr>
         <w:t>,</w:t>
       </w:r>
-      <w:hyperlink r:id="rId275">
+      <w:hyperlink r:id="rId327">
         <w:r>
           <w:rPr>
             <w:lang w:val="pt_PT" w:bidi="pt_PT"/>
@@ -6787,7 +8110,7 @@
         </w:rPr>
         <w:t xml:space="preserve">; </w:t>
       </w:r>
-      <w:hyperlink r:id="rId282">
+      <w:hyperlink r:id="rId334">
         <w:r>
           <w:rPr>
             <w:lang w:val="pt_PT" w:bidi="pt_PT"/>
@@ -6805,7 +8128,7 @@
         </w:rPr>
         <w:t xml:space="preserve">; </w:t>
       </w:r>
-      <w:hyperlink r:id="rId277">
+      <w:hyperlink r:id="rId329">
         <w:r>
           <w:rPr>
             <w:lang w:val="pt_PT" w:bidi="pt_PT"/>
@@ -6823,7 +8146,7 @@
         </w:rPr>
         <w:t xml:space="preserve">; </w:t>
       </w:r>
-      <w:hyperlink r:id="rId279">
+      <w:hyperlink r:id="rId331">
         <w:r>
           <w:rPr>
             <w:lang w:val="pt_PT" w:bidi="pt_PT"/>
@@ -6841,7 +8164,7 @@
         </w:rPr>
         <w:t xml:space="preserve">; </w:t>
       </w:r>
-      <w:hyperlink r:id="rId283">
+      <w:hyperlink r:id="rId335">
         <w:r>
           <w:rPr>
             <w:lang w:val="pt_PT" w:bidi="pt_PT"/>
@@ -6859,7 +8182,7 @@
         </w:rPr>
         <w:t xml:space="preserve">; </w:t>
       </w:r>
-      <w:hyperlink r:id="rId280">
+      <w:hyperlink r:id="rId332">
         <w:r>
           <w:rPr>
             <w:lang w:val="pt_PT" w:bidi="pt_PT"/>
@@ -6869,1329 +8192,6 @@
             <w:u w:val="single"/>
           </w:rPr>
           <w:t>1 Pedro 5.13</w:t>
-        </w:r>
-      </w:hyperlink>
-      <w:r>
-        <w:rPr>
-          <w:lang w:val="pt_PT" w:bidi="pt_PT"/>
-        </w:rPr>
-      </w:r>
-      <w:r>
-        <w:rPr>
-          <w:lang w:val="pt_PT" w:bidi="pt_PT"/>
-        </w:rPr>
-      </w:r>
-    </w:p>
-    <w:p>
-      <w:pPr/>
-      <w:r>
-        <w:rPr>
-          <w:lang w:val="pt_PT" w:bidi="pt_PT"/>
-        </w:rPr>
-      </w:r>
-    </w:p>
-    <w:p>
-      <w:pPr>
-        <w:pStyle w:val="Heading2"/>
-      </w:pPr>
-      <w:r>
-        <w:rPr>
-          <w:lang w:val="pt_PT" w:bidi="pt_PT"/>
-        </w:rPr>
-        <w:t>João, Filho de Zebedeu</w:t>
-      </w:r>
-      <w:r>
-        <w:rPr>
-          <w:lang w:val="pt_PT" w:bidi="pt_PT"/>
-        </w:rPr>
-      </w:r>
-    </w:p>
-    <w:p>
-      <w:pPr/>
-      <w:r>
-        <w:rPr>
-          <w:lang w:val="pt_PT" w:bidi="pt_PT"/>
-        </w:rPr>
-      </w:r>
-      <w:r>
-        <w:rPr>
-          <w:lang w:val="pt_PT" w:bidi="pt_PT"/>
-        </w:rPr>
-        <w:t>João foi um dos doze seguidores mais próximos de Jesus, chamados apóstolos. Ele era irmão de Tiago e filho de Zebedeu. Jesus escolheu esses doze homens como seus representantes especiais e lhes deu autoridade para ensinar outros sobre ele. O trabalho deles ajudou a iniciar a igreja primitiva. A tradição antiga afirma que João, filho de Zebedeu, escreveu o Evangelho de João, as Cartas de João e o Livro do Apocalipse.</w:t>
-      </w:r>
-    </w:p>
-    <w:p>
-      <w:pPr/>
-      <w:r>
-        <w:rPr>
-          <w:lang w:val="pt_PT" w:bidi="pt_PT"/>
-        </w:rPr>
-      </w:r>
-      <w:r>
-        <w:rPr>
-          <w:lang w:val="pt_PT" w:bidi="pt_PT"/>
-        </w:rPr>
-        <w:t>João e seu irmão Tiago estavam entre os seguidores mais próximos de Jesus (</w:t>
-      </w:r>
-      <w:hyperlink r:id="rId284">
-        <w:r>
-          <w:rPr>
-            <w:lang w:val="pt_PT" w:bidi="pt_PT"/>
-          </w:rPr>
-          <w:rPr>
-            <w:color w:val="0000EE"/>
-            <w:u w:val="single"/>
-          </w:rPr>
-          <w:t>Mc 5.37</w:t>
-        </w:r>
-      </w:hyperlink>
-      <w:r>
-        <w:rPr>
-          <w:lang w:val="pt_PT" w:bidi="pt_PT"/>
-        </w:rPr>
-        <w:t xml:space="preserve">; </w:t>
-      </w:r>
-      <w:hyperlink r:id="rId285">
-        <w:r>
-          <w:rPr>
-            <w:lang w:val="pt_PT" w:bidi="pt_PT"/>
-          </w:rPr>
-          <w:rPr>
-            <w:color w:val="0000EE"/>
-            <w:u w:val="single"/>
-          </w:rPr>
-          <w:t>9.2</w:t>
-        </w:r>
-      </w:hyperlink>
-      <w:r>
-        <w:rPr>
-          <w:lang w:val="pt_PT" w:bidi="pt_PT"/>
-        </w:rPr>
-        <w:t xml:space="preserve">; </w:t>
-      </w:r>
-      <w:hyperlink r:id="rId286">
-        <w:r>
-          <w:rPr>
-            <w:lang w:val="pt_PT" w:bidi="pt_PT"/>
-          </w:rPr>
-          <w:rPr>
-            <w:color w:val="0000EE"/>
-            <w:u w:val="single"/>
-          </w:rPr>
-          <w:t>13.3</w:t>
-        </w:r>
-      </w:hyperlink>
-      <w:r>
-        <w:rPr>
-          <w:lang w:val="pt_PT" w:bidi="pt_PT"/>
-        </w:rPr>
-        <w:t xml:space="preserve">; </w:t>
-      </w:r>
-      <w:hyperlink r:id="rId287">
-        <w:r>
-          <w:rPr>
-            <w:lang w:val="pt_PT" w:bidi="pt_PT"/>
-          </w:rPr>
-          <w:rPr>
-            <w:color w:val="0000EE"/>
-            <w:u w:val="single"/>
-          </w:rPr>
-          <w:t>14.33</w:t>
-        </w:r>
-      </w:hyperlink>
-      <w:r>
-        <w:rPr>
-          <w:lang w:val="pt_PT" w:bidi="pt_PT"/>
-        </w:rPr>
-        <w:t xml:space="preserve">). A mãe deles, Salomé, pode ter sido irmã de Maria, a mãe de Jesus (compare </w:t>
-      </w:r>
-      <w:hyperlink r:id="rId288">
-        <w:r>
-          <w:rPr>
-            <w:lang w:val="pt_PT" w:bidi="pt_PT"/>
-          </w:rPr>
-          <w:rPr>
-            <w:color w:val="0000EE"/>
-            <w:u w:val="single"/>
-          </w:rPr>
-          <w:t>Mt 27.56</w:t>
-        </w:r>
-      </w:hyperlink>
-      <w:r>
-        <w:rPr>
-          <w:lang w:val="pt_PT" w:bidi="pt_PT"/>
-        </w:rPr>
-        <w:t xml:space="preserve">; </w:t>
-      </w:r>
-      <w:hyperlink r:id="rId289">
-        <w:r>
-          <w:rPr>
-            <w:lang w:val="pt_PT" w:bidi="pt_PT"/>
-          </w:rPr>
-          <w:rPr>
-            <w:color w:val="0000EE"/>
-            <w:u w:val="single"/>
-          </w:rPr>
-          <w:t>Mc 15.40</w:t>
-        </w:r>
-      </w:hyperlink>
-      <w:r>
-        <w:rPr>
-          <w:lang w:val="pt_PT" w:bidi="pt_PT"/>
-        </w:rPr>
-        <w:t xml:space="preserve">; </w:t>
-      </w:r>
-      <w:hyperlink r:id="rId290">
-        <w:r>
-          <w:rPr>
-            <w:lang w:val="pt_PT" w:bidi="pt_PT"/>
-          </w:rPr>
-          <w:rPr>
-            <w:color w:val="0000EE"/>
-            <w:u w:val="single"/>
-          </w:rPr>
-          <w:t>16.1</w:t>
-        </w:r>
-      </w:hyperlink>
-      <w:r>
-        <w:rPr>
-          <w:lang w:val="pt_PT" w:bidi="pt_PT"/>
-        </w:rPr>
-        <w:t xml:space="preserve">; </w:t>
-      </w:r>
-      <w:hyperlink r:id="rId291">
-        <w:r>
-          <w:rPr>
-            <w:lang w:val="pt_PT" w:bidi="pt_PT"/>
-          </w:rPr>
-          <w:rPr>
-            <w:color w:val="0000EE"/>
-            <w:u w:val="single"/>
-          </w:rPr>
-          <w:t>Jo 19.25</w:t>
-        </w:r>
-      </w:hyperlink>
-      <w:r>
-        <w:rPr>
-          <w:lang w:val="pt_PT" w:bidi="pt_PT"/>
-        </w:rPr>
-        <w:t>). O nome de João geralmente aparece depois do de Tiago, sugerindo que João era mais jovem. Tiago e João eram pescadores como seu pai (</w:t>
-      </w:r>
-      <w:hyperlink r:id="rId292">
-        <w:r>
-          <w:rPr>
-            <w:lang w:val="pt_PT" w:bidi="pt_PT"/>
-          </w:rPr>
-          <w:rPr>
-            <w:color w:val="0000EE"/>
-            <w:u w:val="single"/>
-          </w:rPr>
-          <w:t>Mt 4.21</w:t>
-        </w:r>
-      </w:hyperlink>
-      <w:r>
-        <w:rPr>
-          <w:lang w:val="pt_PT" w:bidi="pt_PT"/>
-        </w:rPr>
-        <w:t xml:space="preserve">; </w:t>
-      </w:r>
-      <w:hyperlink r:id="rId293">
-        <w:r>
-          <w:rPr>
-            <w:lang w:val="pt_PT" w:bidi="pt_PT"/>
-          </w:rPr>
-          <w:rPr>
-            <w:color w:val="0000EE"/>
-            <w:u w:val="single"/>
-          </w:rPr>
-          <w:t>Mc 1.19</w:t>
-        </w:r>
-      </w:hyperlink>
-      <w:r>
-        <w:rPr>
-          <w:lang w:val="pt_PT" w:bidi="pt_PT"/>
-        </w:rPr>
-        <w:t>). Eles pescavam com Pedro e André, outro par de irmãos que se tornaram discípulos (</w:t>
-      </w:r>
-      <w:hyperlink r:id="rId294">
-        <w:r>
-          <w:rPr>
-            <w:lang w:val="pt_PT" w:bidi="pt_PT"/>
-          </w:rPr>
-          <w:rPr>
-            <w:color w:val="0000EE"/>
-            <w:u w:val="single"/>
-          </w:rPr>
-          <w:t>Lc 5.8–10</w:t>
-        </w:r>
-      </w:hyperlink>
-      <w:r>
-        <w:rPr>
-          <w:lang w:val="pt_PT" w:bidi="pt_PT"/>
-        </w:rPr>
-        <w:t>).</w:t>
-      </w:r>
-    </w:p>
-    <w:p>
-      <w:pPr/>
-      <w:r>
-        <w:rPr>
-          <w:lang w:val="pt_PT" w:bidi="pt_PT"/>
-        </w:rPr>
-      </w:r>
-      <w:r>
-        <w:rPr>
-          <w:lang w:val="pt_PT" w:bidi="pt_PT"/>
-        </w:rPr>
-        <w:t>Eles estavam entre os primeiros discípulos que Jesus chamou e deixaram tudo para segui-lo (</w:t>
-      </w:r>
-      <w:hyperlink r:id="rId295">
-        <w:r>
-          <w:rPr>
-            <w:lang w:val="pt_PT" w:bidi="pt_PT"/>
-          </w:rPr>
-          <w:rPr>
-            <w:color w:val="0000EE"/>
-            <w:u w:val="single"/>
-          </w:rPr>
-          <w:t>Mt 4.22</w:t>
-        </w:r>
-      </w:hyperlink>
-      <w:r>
-        <w:rPr>
-          <w:lang w:val="pt_PT" w:bidi="pt_PT"/>
-        </w:rPr>
-        <w:t xml:space="preserve">; </w:t>
-      </w:r>
-      <w:hyperlink r:id="rId296">
-        <w:r>
-          <w:rPr>
-            <w:lang w:val="pt_PT" w:bidi="pt_PT"/>
-          </w:rPr>
-          <w:rPr>
-            <w:color w:val="0000EE"/>
-            <w:u w:val="single"/>
-          </w:rPr>
-          <w:t>Mc 1.20</w:t>
-        </w:r>
-      </w:hyperlink>
-      <w:r>
-        <w:rPr>
-          <w:lang w:val="pt_PT" w:bidi="pt_PT"/>
-        </w:rPr>
-        <w:t xml:space="preserve">; </w:t>
-      </w:r>
-      <w:hyperlink r:id="rId297">
-        <w:r>
-          <w:rPr>
-            <w:lang w:val="pt_PT" w:bidi="pt_PT"/>
-          </w:rPr>
-          <w:rPr>
-            <w:color w:val="0000EE"/>
-            <w:u w:val="single"/>
-          </w:rPr>
-          <w:t>Lucas 5.11</w:t>
-        </w:r>
-      </w:hyperlink>
-      <w:r>
-        <w:rPr>
-          <w:lang w:val="pt_PT" w:bidi="pt_PT"/>
-        </w:rPr>
-        <w:t xml:space="preserve">; compare </w:t>
-      </w:r>
-      <w:hyperlink r:id="rId231">
-        <w:r>
-          <w:rPr>
-            <w:lang w:val="pt_PT" w:bidi="pt_PT"/>
-          </w:rPr>
-          <w:rPr>
-            <w:color w:val="0000EE"/>
-            <w:u w:val="single"/>
-          </w:rPr>
-          <w:t>Jo 1.35–40</w:t>
-        </w:r>
-      </w:hyperlink>
-      <w:r>
-        <w:rPr>
-          <w:lang w:val="pt_PT" w:bidi="pt_PT"/>
-        </w:rPr>
-        <w:t>). Jesus os chamou de "Filhos do Trovão" (</w:t>
-      </w:r>
-      <w:hyperlink r:id="rId298">
-        <w:r>
-          <w:rPr>
-            <w:lang w:val="pt_PT" w:bidi="pt_PT"/>
-          </w:rPr>
-          <w:rPr>
-            <w:color w:val="0000EE"/>
-            <w:u w:val="single"/>
-          </w:rPr>
-          <w:t>Mc 3.17</w:t>
-        </w:r>
-      </w:hyperlink>
-      <w:r>
-        <w:rPr>
-          <w:lang w:val="pt_PT" w:bidi="pt_PT"/>
-        </w:rPr>
-        <w:t xml:space="preserve">). Este nome pode significar que eles eram barulhentos ou de temperamento explosivo (veja </w:t>
-      </w:r>
-      <w:hyperlink r:id="rId299">
-        <w:r>
-          <w:rPr>
-            <w:lang w:val="pt_PT" w:bidi="pt_PT"/>
-          </w:rPr>
-          <w:rPr>
-            <w:color w:val="0000EE"/>
-            <w:u w:val="single"/>
-          </w:rPr>
-          <w:t>Lc 9.54</w:t>
-        </w:r>
-      </w:hyperlink>
-      <w:r>
-        <w:rPr>
-          <w:lang w:val="pt_PT" w:bidi="pt_PT"/>
-        </w:rPr>
-        <w:t>). Em um momento, os irmãos irritaram os outros discípulos ao pedir posições especiais no futuro reino (</w:t>
-      </w:r>
-      <w:hyperlink r:id="rId300">
-        <w:r>
-          <w:rPr>
-            <w:lang w:val="pt_PT" w:bidi="pt_PT"/>
-          </w:rPr>
-          <w:rPr>
-            <w:color w:val="0000EE"/>
-            <w:u w:val="single"/>
-          </w:rPr>
-          <w:t>Mt 20.20–28</w:t>
-        </w:r>
-      </w:hyperlink>
-      <w:r>
-        <w:rPr>
-          <w:lang w:val="pt_PT" w:bidi="pt_PT"/>
-        </w:rPr>
-        <w:t xml:space="preserve">; </w:t>
-      </w:r>
-      <w:hyperlink r:id="rId301">
-        <w:r>
-          <w:rPr>
-            <w:lang w:val="pt_PT" w:bidi="pt_PT"/>
-          </w:rPr>
-          <w:rPr>
-            <w:color w:val="0000EE"/>
-            <w:u w:val="single"/>
-          </w:rPr>
-          <w:t>Mc 10.35–45</w:t>
-        </w:r>
-      </w:hyperlink>
-      <w:r>
-        <w:rPr>
-          <w:lang w:val="pt_PT" w:bidi="pt_PT"/>
-        </w:rPr>
-        <w:t xml:space="preserve">; compare </w:t>
-      </w:r>
-      <w:hyperlink r:id="rId302">
-        <w:r>
-          <w:rPr>
-            <w:lang w:val="pt_PT" w:bidi="pt_PT"/>
-          </w:rPr>
-          <w:rPr>
-            <w:color w:val="0000EE"/>
-            <w:u w:val="single"/>
-          </w:rPr>
-          <w:t>Lc 22.24–27</w:t>
-        </w:r>
-      </w:hyperlink>
-      <w:r>
-        <w:rPr>
-          <w:lang w:val="pt_PT" w:bidi="pt_PT"/>
-        </w:rPr>
-        <w:t>).</w:t>
-      </w:r>
-    </w:p>
-    <w:p>
-      <w:pPr/>
-      <w:r>
-        <w:rPr>
-          <w:lang w:val="pt_PT" w:bidi="pt_PT"/>
-        </w:rPr>
-      </w:r>
-      <w:r>
-        <w:rPr>
-          <w:lang w:val="pt_PT" w:bidi="pt_PT"/>
-        </w:rPr>
-        <w:t>As pessoas acreditam que João é o "discípulo amado por Jesus" e "outro discípulo" mencionado no Evangelho de João (</w:t>
-      </w:r>
-      <w:hyperlink r:id="rId303">
-        <w:r>
-          <w:rPr>
-            <w:lang w:val="pt_PT" w:bidi="pt_PT"/>
-          </w:rPr>
-          <w:rPr>
-            <w:color w:val="0000EE"/>
-            <w:u w:val="single"/>
-          </w:rPr>
-          <w:t>Jo 13.23–25</w:t>
-        </w:r>
-      </w:hyperlink>
-      <w:r>
-        <w:rPr>
-          <w:lang w:val="pt_PT" w:bidi="pt_PT"/>
-        </w:rPr>
-        <w:t xml:space="preserve">; </w:t>
-      </w:r>
-      <w:hyperlink r:id="rId304">
-        <w:r>
-          <w:rPr>
-            <w:lang w:val="pt_PT" w:bidi="pt_PT"/>
-          </w:rPr>
-          <w:rPr>
-            <w:color w:val="0000EE"/>
-            <w:u w:val="single"/>
-          </w:rPr>
-          <w:t>18.15–16</w:t>
-        </w:r>
-      </w:hyperlink>
-      <w:r>
-        <w:rPr>
-          <w:lang w:val="pt_PT" w:bidi="pt_PT"/>
-        </w:rPr>
-        <w:t xml:space="preserve">; </w:t>
-      </w:r>
-      <w:hyperlink r:id="rId305">
-        <w:r>
-          <w:rPr>
-            <w:lang w:val="pt_PT" w:bidi="pt_PT"/>
-          </w:rPr>
-          <w:rPr>
-            <w:color w:val="0000EE"/>
-            <w:u w:val="single"/>
-          </w:rPr>
-          <w:t>19.26–27</w:t>
-        </w:r>
-      </w:hyperlink>
-      <w:r>
-        <w:rPr>
-          <w:lang w:val="pt_PT" w:bidi="pt_PT"/>
-        </w:rPr>
-        <w:t xml:space="preserve">; </w:t>
-      </w:r>
-      <w:hyperlink r:id="rId306">
-        <w:r>
-          <w:rPr>
-            <w:lang w:val="pt_PT" w:bidi="pt_PT"/>
-          </w:rPr>
-          <w:rPr>
-            <w:color w:val="0000EE"/>
-            <w:u w:val="single"/>
-          </w:rPr>
-          <w:t>20.2–10</w:t>
-        </w:r>
-      </w:hyperlink>
-      <w:r>
-        <w:rPr>
-          <w:lang w:val="pt_PT" w:bidi="pt_PT"/>
-        </w:rPr>
-        <w:t xml:space="preserve">; </w:t>
-      </w:r>
-      <w:hyperlink r:id="rId307">
-        <w:r>
-          <w:rPr>
-            <w:lang w:val="pt_PT" w:bidi="pt_PT"/>
-          </w:rPr>
-          <w:rPr>
-            <w:color w:val="0000EE"/>
-            <w:u w:val="single"/>
-          </w:rPr>
-          <w:t>21.20–24</w:t>
-        </w:r>
-      </w:hyperlink>
-      <w:r>
-        <w:rPr>
-          <w:lang w:val="pt_PT" w:bidi="pt_PT"/>
-        </w:rPr>
-        <w:t>). Ele pode ter sido o discípulo não nomeado de João Batista que, junto com André, tornou-se um dos primeiros seguidores de Jesus (</w:t>
-      </w:r>
-      <w:hyperlink r:id="rId231">
-        <w:r>
-          <w:rPr>
-            <w:lang w:val="pt_PT" w:bidi="pt_PT"/>
-          </w:rPr>
-          <w:rPr>
-            <w:color w:val="0000EE"/>
-            <w:u w:val="single"/>
-          </w:rPr>
-          <w:t>Jo 1.35–40</w:t>
-        </w:r>
-      </w:hyperlink>
-      <w:r>
-        <w:rPr>
-          <w:lang w:val="pt_PT" w:bidi="pt_PT"/>
-        </w:rPr>
-        <w:t>).</w:t>
-      </w:r>
-    </w:p>
-    <w:p>
-      <w:pPr/>
-      <w:r>
-        <w:rPr>
-          <w:lang w:val="pt_PT" w:bidi="pt_PT"/>
-        </w:rPr>
-      </w:r>
-      <w:r>
-        <w:rPr>
-          <w:lang w:val="pt_PT" w:bidi="pt_PT"/>
-        </w:rPr>
-        <w:t>O nome de João aparece três vezes em Atos. Em cada ocasião, ele trabalha com Pedro (</w:t>
-      </w:r>
-      <w:hyperlink r:id="rId308">
-        <w:r>
-          <w:rPr>
-            <w:lang w:val="pt_PT" w:bidi="pt_PT"/>
-          </w:rPr>
-          <w:rPr>
-            <w:color w:val="0000EE"/>
-            <w:u w:val="single"/>
-          </w:rPr>
-          <w:t>At 3.1–11</w:t>
-        </w:r>
-      </w:hyperlink>
-      <w:r>
-        <w:rPr>
-          <w:lang w:val="pt_PT" w:bidi="pt_PT"/>
-        </w:rPr>
-        <w:t xml:space="preserve">; </w:t>
-      </w:r>
-      <w:hyperlink r:id="rId309">
-        <w:r>
-          <w:rPr>
-            <w:lang w:val="pt_PT" w:bidi="pt_PT"/>
-          </w:rPr>
-          <w:rPr>
-            <w:color w:val="0000EE"/>
-            <w:u w:val="single"/>
-          </w:rPr>
-          <w:t>4.1–23</w:t>
-        </w:r>
-      </w:hyperlink>
-      <w:r>
-        <w:rPr>
-          <w:lang w:val="pt_PT" w:bidi="pt_PT"/>
-        </w:rPr>
-        <w:t xml:space="preserve">; </w:t>
-      </w:r>
-      <w:hyperlink r:id="rId310">
-        <w:r>
-          <w:rPr>
-            <w:lang w:val="pt_PT" w:bidi="pt_PT"/>
-          </w:rPr>
-          <w:rPr>
-            <w:color w:val="0000EE"/>
-            <w:u w:val="single"/>
-          </w:rPr>
-          <w:t>8.14–25</w:t>
-        </w:r>
-      </w:hyperlink>
-      <w:r>
-        <w:rPr>
-          <w:lang w:val="pt_PT" w:bidi="pt_PT"/>
-        </w:rPr>
-        <w:t>). Paulo o chamou de um dos "pilares" da igreja em Jerusalém (</w:t>
-      </w:r>
-      <w:hyperlink r:id="rId311">
-        <w:r>
-          <w:rPr>
-            <w:lang w:val="pt_PT" w:bidi="pt_PT"/>
-          </w:rPr>
-          <w:rPr>
-            <w:color w:val="0000EE"/>
-            <w:u w:val="single"/>
-          </w:rPr>
-          <w:t>Gl 2.9</w:t>
-        </w:r>
-      </w:hyperlink>
-      <w:r>
-        <w:rPr>
-          <w:lang w:val="pt_PT" w:bidi="pt_PT"/>
-        </w:rPr>
-        <w:t>). Isso significava que João era um líder importante na igreja de Jerusalém.</w:t>
-      </w:r>
-    </w:p>
-    <w:p>
-      <w:pPr/>
-      <w:r>
-        <w:rPr>
-          <w:lang w:val="pt_PT" w:bidi="pt_PT"/>
-        </w:rPr>
-      </w:r>
-      <w:r>
-        <w:rPr>
-          <w:lang w:val="pt_PT" w:bidi="pt_PT"/>
-        </w:rPr>
-        <w:t>A história mais comum sobre a vida posterior de João é que ele se mudou para Éfeso. Lá, ele se tornou o bispo da Ásia Menor. Ele viveu até uma idade avançada e morreu pacificamente entre amigos. Seu Evangelho oferece uma visão profunda de Jesus, e suas cartas (</w:t>
-      </w:r>
-      <w:hyperlink r:id="rId312">
-        <w:r>
-          <w:rPr>
-            <w:lang w:val="pt_PT" w:bidi="pt_PT"/>
-          </w:rPr>
-          <w:rPr>
-            <w:color w:val="0000EE"/>
-            <w:u w:val="single"/>
-          </w:rPr>
-          <w:t>1Jo</w:t>
-        </w:r>
-      </w:hyperlink>
-      <w:r>
-        <w:rPr>
-          <w:lang w:val="pt_PT" w:bidi="pt_PT"/>
-        </w:rPr>
-        <w:t xml:space="preserve">, </w:t>
-      </w:r>
-      <w:hyperlink r:id="rId313">
-        <w:r>
-          <w:rPr>
-            <w:lang w:val="pt_PT" w:bidi="pt_PT"/>
-          </w:rPr>
-          <w:rPr>
-            <w:color w:val="0000EE"/>
-            <w:u w:val="single"/>
-          </w:rPr>
-          <w:t>2Jo</w:t>
-        </w:r>
-      </w:hyperlink>
-      <w:r>
-        <w:rPr>
-          <w:lang w:val="pt_PT" w:bidi="pt_PT"/>
-        </w:rPr>
-        <w:t xml:space="preserve"> e </w:t>
-      </w:r>
-      <w:hyperlink r:id="rId314">
-        <w:r>
-          <w:rPr>
-            <w:lang w:val="pt_PT" w:bidi="pt_PT"/>
-          </w:rPr>
-          <w:rPr>
-            <w:color w:val="0000EE"/>
-            <w:u w:val="single"/>
-          </w:rPr>
-          <w:t>3Jo</w:t>
-        </w:r>
-      </w:hyperlink>
-      <w:r>
-        <w:rPr>
-          <w:lang w:val="pt_PT" w:bidi="pt_PT"/>
-        </w:rPr>
-        <w:t>) oferecem uma visão inspiradora da vida cristã.</w:t>
-      </w:r>
-    </w:p>
-    <w:p>
-      <w:pPr/>
-      <w:r>
-        <w:rPr>
-          <w:lang w:val="pt_PT" w:bidi="pt_PT"/>
-        </w:rPr>
-      </w:r>
-      <w:r>
-        <w:rPr>
-          <w:u w:val="single"/>
-          <w:lang w:val="pt_PT" w:bidi="pt_PT"/>
-        </w:rPr>
-        <w:t>Passagens para estudo complementar</w:t>
-      </w:r>
-    </w:p>
-    <w:p>
-      <w:pPr/>
-      <w:r>
-        <w:rPr>
-          <w:lang w:val="pt_PT" w:bidi="pt_PT"/>
-        </w:rPr>
-      </w:r>
-      <w:hyperlink r:id="rId315">
-        <w:r>
-          <w:rPr>
-            <w:lang w:val="pt_PT" w:bidi="pt_PT"/>
-          </w:rPr>
-          <w:rPr>
-            <w:color w:val="0000EE"/>
-            <w:u w:val="single"/>
-          </w:rPr>
-          <w:t>Mateus 4.21–22</w:t>
-        </w:r>
-      </w:hyperlink>
-      <w:r>
-        <w:rPr>
-          <w:lang w:val="pt_PT" w:bidi="pt_PT"/>
-        </w:rPr>
-        <w:t xml:space="preserve">; </w:t>
-      </w:r>
-      <w:hyperlink r:id="rId316">
-        <w:r>
-          <w:rPr>
-            <w:lang w:val="pt_PT" w:bidi="pt_PT"/>
-          </w:rPr>
-          <w:rPr>
-            <w:color w:val="0000EE"/>
-            <w:u w:val="single"/>
-          </w:rPr>
-          <w:t>10.2</w:t>
-        </w:r>
-      </w:hyperlink>
-      <w:r>
-        <w:rPr>
-          <w:lang w:val="pt_PT" w:bidi="pt_PT"/>
-        </w:rPr>
-        <w:t xml:space="preserve">; </w:t>
-      </w:r>
-      <w:hyperlink r:id="rId317">
-        <w:r>
-          <w:rPr>
-            <w:lang w:val="pt_PT" w:bidi="pt_PT"/>
-          </w:rPr>
-          <w:rPr>
-            <w:color w:val="0000EE"/>
-            <w:u w:val="single"/>
-          </w:rPr>
-          <w:t>17.1</w:t>
-        </w:r>
-      </w:hyperlink>
-      <w:r>
-        <w:rPr>
-          <w:lang w:val="pt_PT" w:bidi="pt_PT"/>
-        </w:rPr>
-        <w:t xml:space="preserve">; </w:t>
-      </w:r>
-      <w:hyperlink r:id="rId318">
-        <w:r>
-          <w:rPr>
-            <w:lang w:val="pt_PT" w:bidi="pt_PT"/>
-          </w:rPr>
-          <w:rPr>
-            <w:color w:val="0000EE"/>
-            <w:u w:val="single"/>
-          </w:rPr>
-          <w:t>20.20–24</w:t>
-        </w:r>
-      </w:hyperlink>
-      <w:r>
-        <w:rPr>
-          <w:lang w:val="pt_PT" w:bidi="pt_PT"/>
-        </w:rPr>
-        <w:t xml:space="preserve">; </w:t>
-      </w:r>
-      <w:hyperlink r:id="rId319">
-        <w:r>
-          <w:rPr>
-            <w:lang w:val="pt_PT" w:bidi="pt_PT"/>
-          </w:rPr>
-          <w:rPr>
-            <w:color w:val="0000EE"/>
-            <w:u w:val="single"/>
-          </w:rPr>
-          <w:t>26.37–46</w:t>
-        </w:r>
-      </w:hyperlink>
-      <w:r>
-        <w:rPr>
-          <w:lang w:val="pt_PT" w:bidi="pt_PT"/>
-        </w:rPr>
-        <w:t xml:space="preserve">; </w:t>
-      </w:r>
-      <w:hyperlink r:id="rId320">
-        <w:r>
-          <w:rPr>
-            <w:lang w:val="pt_PT" w:bidi="pt_PT"/>
-          </w:rPr>
-          <w:rPr>
-            <w:color w:val="0000EE"/>
-            <w:u w:val="single"/>
-          </w:rPr>
-          <w:t>Marcos 1.19–20</w:t>
-        </w:r>
-      </w:hyperlink>
-      <w:r>
-        <w:rPr>
-          <w:lang w:val="pt_PT" w:bidi="pt_PT"/>
-        </w:rPr>
-        <w:t>,</w:t>
-      </w:r>
-      <w:hyperlink r:id="rId321">
-        <w:r>
-          <w:rPr>
-            <w:lang w:val="pt_PT" w:bidi="pt_PT"/>
-          </w:rPr>
-          <w:rPr>
-            <w:color w:val="0000EE"/>
-            <w:u w:val="single"/>
-          </w:rPr>
-          <w:t>29</w:t>
-        </w:r>
-      </w:hyperlink>
-      <w:r>
-        <w:rPr>
-          <w:lang w:val="pt_PT" w:bidi="pt_PT"/>
-        </w:rPr>
-        <w:t xml:space="preserve">; </w:t>
-      </w:r>
-      <w:hyperlink r:id="rId298">
-        <w:r>
-          <w:rPr>
-            <w:lang w:val="pt_PT" w:bidi="pt_PT"/>
-          </w:rPr>
-          <w:rPr>
-            <w:color w:val="0000EE"/>
-            <w:u w:val="single"/>
-          </w:rPr>
-          <w:t>3.17</w:t>
-        </w:r>
-      </w:hyperlink>
-      <w:r>
-        <w:rPr>
-          <w:lang w:val="pt_PT" w:bidi="pt_PT"/>
-        </w:rPr>
-        <w:t xml:space="preserve">; </w:t>
-      </w:r>
-      <w:hyperlink r:id="rId284">
-        <w:r>
-          <w:rPr>
-            <w:lang w:val="pt_PT" w:bidi="pt_PT"/>
-          </w:rPr>
-          <w:rPr>
-            <w:color w:val="0000EE"/>
-            <w:u w:val="single"/>
-          </w:rPr>
-          <w:t>5.37</w:t>
-        </w:r>
-      </w:hyperlink>
-      <w:r>
-        <w:rPr>
-          <w:lang w:val="pt_PT" w:bidi="pt_PT"/>
-        </w:rPr>
-        <w:t xml:space="preserve">; </w:t>
-      </w:r>
-      <w:hyperlink r:id="rId285">
-        <w:r>
-          <w:rPr>
-            <w:lang w:val="pt_PT" w:bidi="pt_PT"/>
-          </w:rPr>
-          <w:rPr>
-            <w:color w:val="0000EE"/>
-            <w:u w:val="single"/>
-          </w:rPr>
-          <w:t>9.2</w:t>
-        </w:r>
-      </w:hyperlink>
-      <w:r>
-        <w:rPr>
-          <w:lang w:val="pt_PT" w:bidi="pt_PT"/>
-        </w:rPr>
-        <w:t>,</w:t>
-      </w:r>
-      <w:hyperlink r:id="rId322">
-        <w:r>
-          <w:rPr>
-            <w:lang w:val="pt_PT" w:bidi="pt_PT"/>
-          </w:rPr>
-          <w:rPr>
-            <w:color w:val="0000EE"/>
-            <w:u w:val="single"/>
-          </w:rPr>
-          <w:t>38</w:t>
-        </w:r>
-      </w:hyperlink>
-      <w:r>
-        <w:rPr>
-          <w:lang w:val="pt_PT" w:bidi="pt_PT"/>
-        </w:rPr>
-        <w:t xml:space="preserve">; </w:t>
-      </w:r>
-      <w:hyperlink r:id="rId323">
-        <w:r>
-          <w:rPr>
-            <w:lang w:val="pt_PT" w:bidi="pt_PT"/>
-          </w:rPr>
-          <w:rPr>
-            <w:color w:val="0000EE"/>
-            <w:u w:val="single"/>
-          </w:rPr>
-          <w:t>10.35–41</w:t>
-        </w:r>
-      </w:hyperlink>
-      <w:r>
-        <w:rPr>
-          <w:lang w:val="pt_PT" w:bidi="pt_PT"/>
-        </w:rPr>
-        <w:t xml:space="preserve">; </w:t>
-      </w:r>
-      <w:hyperlink r:id="rId324">
-        <w:r>
-          <w:rPr>
-            <w:lang w:val="pt_PT" w:bidi="pt_PT"/>
-          </w:rPr>
-          <w:rPr>
-            <w:color w:val="0000EE"/>
-            <w:u w:val="single"/>
-          </w:rPr>
-          <w:t>13.3–4</w:t>
-        </w:r>
-      </w:hyperlink>
-      <w:r>
-        <w:rPr>
-          <w:lang w:val="pt_PT" w:bidi="pt_PT"/>
-        </w:rPr>
-        <w:t xml:space="preserve">; </w:t>
-      </w:r>
-      <w:hyperlink r:id="rId325">
-        <w:r>
-          <w:rPr>
-            <w:lang w:val="pt_PT" w:bidi="pt_PT"/>
-          </w:rPr>
-          <w:rPr>
-            <w:color w:val="0000EE"/>
-            <w:u w:val="single"/>
-          </w:rPr>
-          <w:t>14.33–42</w:t>
-        </w:r>
-      </w:hyperlink>
-      <w:r>
-        <w:rPr>
-          <w:lang w:val="pt_PT" w:bidi="pt_PT"/>
-        </w:rPr>
-        <w:t xml:space="preserve">; </w:t>
-      </w:r>
-      <w:hyperlink r:id="rId326">
-        <w:r>
-          <w:rPr>
-            <w:lang w:val="pt_PT" w:bidi="pt_PT"/>
-          </w:rPr>
-          <w:rPr>
-            <w:color w:val="0000EE"/>
-            <w:u w:val="single"/>
-          </w:rPr>
-          <w:t>Lucas 5.10</w:t>
-        </w:r>
-      </w:hyperlink>
-      <w:r>
-        <w:rPr>
-          <w:lang w:val="pt_PT" w:bidi="pt_PT"/>
-        </w:rPr>
-        <w:t xml:space="preserve">; </w:t>
-      </w:r>
-      <w:hyperlink r:id="rId327">
-        <w:r>
-          <w:rPr>
-            <w:lang w:val="pt_PT" w:bidi="pt_PT"/>
-          </w:rPr>
-          <w:rPr>
-            <w:color w:val="0000EE"/>
-            <w:u w:val="single"/>
-          </w:rPr>
-          <w:t>6.14</w:t>
-        </w:r>
-      </w:hyperlink>
-      <w:r>
-        <w:rPr>
-          <w:lang w:val="pt_PT" w:bidi="pt_PT"/>
-        </w:rPr>
-        <w:t xml:space="preserve">; </w:t>
-      </w:r>
-      <w:hyperlink r:id="rId328">
-        <w:r>
-          <w:rPr>
-            <w:lang w:val="pt_PT" w:bidi="pt_PT"/>
-          </w:rPr>
-          <w:rPr>
-            <w:color w:val="0000EE"/>
-            <w:u w:val="single"/>
-          </w:rPr>
-          <w:t>8.51</w:t>
-        </w:r>
-      </w:hyperlink>
-      <w:r>
-        <w:rPr>
-          <w:lang w:val="pt_PT" w:bidi="pt_PT"/>
-        </w:rPr>
-        <w:t xml:space="preserve">; </w:t>
-      </w:r>
-      <w:hyperlink r:id="rId329">
-        <w:r>
-          <w:rPr>
-            <w:lang w:val="pt_PT" w:bidi="pt_PT"/>
-          </w:rPr>
-          <w:rPr>
-            <w:color w:val="0000EE"/>
-            <w:u w:val="single"/>
-          </w:rPr>
-          <w:t>9.28</w:t>
-        </w:r>
-      </w:hyperlink>
-      <w:r>
-        <w:rPr>
-          <w:lang w:val="pt_PT" w:bidi="pt_PT"/>
-        </w:rPr>
-        <w:t>,</w:t>
-      </w:r>
-      <w:hyperlink r:id="rId330">
-        <w:r>
-          <w:rPr>
-            <w:lang w:val="pt_PT" w:bidi="pt_PT"/>
-          </w:rPr>
-          <w:rPr>
-            <w:color w:val="0000EE"/>
-            <w:u w:val="single"/>
-          </w:rPr>
-          <w:t>49</w:t>
-        </w:r>
-      </w:hyperlink>
-      <w:r>
-        <w:rPr>
-          <w:lang w:val="pt_PT" w:bidi="pt_PT"/>
-        </w:rPr>
-        <w:t>,</w:t>
-      </w:r>
-      <w:hyperlink r:id="rId299">
-        <w:r>
-          <w:rPr>
-            <w:lang w:val="pt_PT" w:bidi="pt_PT"/>
-          </w:rPr>
-          <w:rPr>
-            <w:color w:val="0000EE"/>
-            <w:u w:val="single"/>
-          </w:rPr>
-          <w:t>54</w:t>
-        </w:r>
-      </w:hyperlink>
-      <w:r>
-        <w:rPr>
-          <w:lang w:val="pt_PT" w:bidi="pt_PT"/>
-        </w:rPr>
-        <w:t xml:space="preserve">; </w:t>
-      </w:r>
-      <w:hyperlink r:id="rId303">
-        <w:r>
-          <w:rPr>
-            <w:lang w:val="pt_PT" w:bidi="pt_PT"/>
-          </w:rPr>
-          <w:rPr>
-            <w:color w:val="0000EE"/>
-            <w:u w:val="single"/>
-          </w:rPr>
-          <w:t>João 13.23–25</w:t>
-        </w:r>
-      </w:hyperlink>
-      <w:r>
-        <w:rPr>
-          <w:lang w:val="pt_PT" w:bidi="pt_PT"/>
-        </w:rPr>
-        <w:t xml:space="preserve">; </w:t>
-      </w:r>
-      <w:hyperlink r:id="rId304">
-        <w:r>
-          <w:rPr>
-            <w:lang w:val="pt_PT" w:bidi="pt_PT"/>
-          </w:rPr>
-          <w:rPr>
-            <w:color w:val="0000EE"/>
-            <w:u w:val="single"/>
-          </w:rPr>
-          <w:t>18.15–16</w:t>
-        </w:r>
-      </w:hyperlink>
-      <w:r>
-        <w:rPr>
-          <w:lang w:val="pt_PT" w:bidi="pt_PT"/>
-        </w:rPr>
-        <w:t xml:space="preserve">; </w:t>
-      </w:r>
-      <w:hyperlink r:id="rId305">
-        <w:r>
-          <w:rPr>
-            <w:lang w:val="pt_PT" w:bidi="pt_PT"/>
-          </w:rPr>
-          <w:rPr>
-            <w:color w:val="0000EE"/>
-            <w:u w:val="single"/>
-          </w:rPr>
-          <w:t>19.26–27</w:t>
-        </w:r>
-      </w:hyperlink>
-      <w:r>
-        <w:rPr>
-          <w:lang w:val="pt_PT" w:bidi="pt_PT"/>
-        </w:rPr>
-        <w:t xml:space="preserve">; </w:t>
-      </w:r>
-      <w:hyperlink r:id="rId306">
-        <w:r>
-          <w:rPr>
-            <w:lang w:val="pt_PT" w:bidi="pt_PT"/>
-          </w:rPr>
-          <w:rPr>
-            <w:color w:val="0000EE"/>
-            <w:u w:val="single"/>
-          </w:rPr>
-          <w:t>20.2–10</w:t>
-        </w:r>
-      </w:hyperlink>
-      <w:r>
-        <w:rPr>
-          <w:lang w:val="pt_PT" w:bidi="pt_PT"/>
-        </w:rPr>
-        <w:t xml:space="preserve">; </w:t>
-      </w:r>
-      <w:hyperlink r:id="rId331">
-        <w:r>
-          <w:rPr>
-            <w:lang w:val="pt_PT" w:bidi="pt_PT"/>
-          </w:rPr>
-          <w:rPr>
-            <w:color w:val="0000EE"/>
-            <w:u w:val="single"/>
-          </w:rPr>
-          <w:t>21.2</w:t>
-        </w:r>
-      </w:hyperlink>
-      <w:r>
-        <w:rPr>
-          <w:lang w:val="pt_PT" w:bidi="pt_PT"/>
-        </w:rPr>
-        <w:t>,</w:t>
-      </w:r>
-      <w:hyperlink r:id="rId332">
-        <w:r>
-          <w:rPr>
-            <w:lang w:val="pt_PT" w:bidi="pt_PT"/>
-          </w:rPr>
-          <w:rPr>
-            <w:color w:val="0000EE"/>
-            <w:u w:val="single"/>
-          </w:rPr>
-          <w:t>7</w:t>
-        </w:r>
-      </w:hyperlink>
-      <w:r>
-        <w:rPr>
-          <w:lang w:val="pt_PT" w:bidi="pt_PT"/>
-        </w:rPr>
-        <w:t>,</w:t>
-      </w:r>
-      <w:hyperlink r:id="rId307">
-        <w:r>
-          <w:rPr>
-            <w:lang w:val="pt_PT" w:bidi="pt_PT"/>
-          </w:rPr>
-          <w:rPr>
-            <w:color w:val="0000EE"/>
-            <w:u w:val="single"/>
-          </w:rPr>
-          <w:t>20–24</w:t>
-        </w:r>
-      </w:hyperlink>
-      <w:r>
-        <w:rPr>
-          <w:lang w:val="pt_PT" w:bidi="pt_PT"/>
-        </w:rPr>
-        <w:t xml:space="preserve">; </w:t>
-      </w:r>
-      <w:hyperlink r:id="rId333">
-        <w:r>
-          <w:rPr>
-            <w:lang w:val="pt_PT" w:bidi="pt_PT"/>
-          </w:rPr>
-          <w:rPr>
-            <w:color w:val="0000EE"/>
-            <w:u w:val="single"/>
-          </w:rPr>
-          <w:t>Atos 1.13</w:t>
-        </w:r>
-      </w:hyperlink>
-      <w:r>
-        <w:rPr>
-          <w:lang w:val="pt_PT" w:bidi="pt_PT"/>
-        </w:rPr>
-        <w:t xml:space="preserve">; </w:t>
-      </w:r>
-      <w:hyperlink r:id="rId308">
-        <w:r>
-          <w:rPr>
-            <w:lang w:val="pt_PT" w:bidi="pt_PT"/>
-          </w:rPr>
-          <w:rPr>
-            <w:color w:val="0000EE"/>
-            <w:u w:val="single"/>
-          </w:rPr>
-          <w:t>3.1–11</w:t>
-        </w:r>
-      </w:hyperlink>
-      <w:r>
-        <w:rPr>
-          <w:lang w:val="pt_PT" w:bidi="pt_PT"/>
-        </w:rPr>
-        <w:t xml:space="preserve">; </w:t>
-      </w:r>
-      <w:hyperlink r:id="rId334">
-        <w:r>
-          <w:rPr>
-            <w:lang w:val="pt_PT" w:bidi="pt_PT"/>
-          </w:rPr>
-          <w:rPr>
-            <w:color w:val="0000EE"/>
-            <w:u w:val="single"/>
-          </w:rPr>
-          <w:t>4.1–22</w:t>
-        </w:r>
-      </w:hyperlink>
-      <w:r>
-        <w:rPr>
-          <w:lang w:val="pt_PT" w:bidi="pt_PT"/>
-        </w:rPr>
-        <w:t xml:space="preserve">; </w:t>
-      </w:r>
-      <w:hyperlink r:id="rId335">
-        <w:r>
-          <w:rPr>
-            <w:lang w:val="pt_PT" w:bidi="pt_PT"/>
-          </w:rPr>
-          <w:rPr>
-            <w:color w:val="0000EE"/>
-            <w:u w:val="single"/>
-          </w:rPr>
-          <w:t>5.17–42</w:t>
-        </w:r>
-      </w:hyperlink>
-      <w:r>
-        <w:rPr>
-          <w:lang w:val="pt_PT" w:bidi="pt_PT"/>
-        </w:rPr>
-        <w:t xml:space="preserve">; </w:t>
-      </w:r>
-      <w:hyperlink r:id="rId310">
-        <w:r>
-          <w:rPr>
-            <w:lang w:val="pt_PT" w:bidi="pt_PT"/>
-          </w:rPr>
-          <w:rPr>
-            <w:color w:val="0000EE"/>
-            <w:u w:val="single"/>
-          </w:rPr>
-          <w:t>8.14–25</w:t>
-        </w:r>
-      </w:hyperlink>
-      <w:r>
-        <w:rPr>
-          <w:lang w:val="pt_PT" w:bidi="pt_PT"/>
-        </w:rPr>
-        <w:t xml:space="preserve">; </w:t>
-      </w:r>
-      <w:hyperlink r:id="rId311">
-        <w:r>
-          <w:rPr>
-            <w:lang w:val="pt_PT" w:bidi="pt_PT"/>
-          </w:rPr>
-          <w:rPr>
-            <w:color w:val="0000EE"/>
-            <w:u w:val="single"/>
-          </w:rPr>
-          <w:t>Gálatas 2.9</w:t>
         </w:r>
       </w:hyperlink>
       <w:r>
